--- a/semestralni_prace_text.docx
+++ b/semestralni_prace_text.docx
@@ -161,15 +161,7 @@
         <w:t xml:space="preserve">Vedoucí práce: </w:t>
       </w:r>
       <w:r>
-        <w:t xml:space="preserve">Ing. Radoslav </w:t>
-      </w:r>
-      <w:proofErr w:type="spellStart"/>
-      <w:r>
-        <w:t>Fasuga</w:t>
-      </w:r>
-      <w:proofErr w:type="spellEnd"/>
-      <w:r>
-        <w:t>, Ph.D.</w:t>
+        <w:t>Ing. Radoslav Fasuga, Ph.D.</w:t>
       </w:r>
     </w:p>
     <w:p>
@@ -225,15 +217,7 @@
         <w:t xml:space="preserve">3.) </w:t>
       </w:r>
       <w:r>
-        <w:t>Student provede implementaci vlastního nástroje pro generování pravidel nákupu a prodeje, založeného na reálných historických datech (</w:t>
-      </w:r>
-      <w:proofErr w:type="spellStart"/>
-      <w:r>
-        <w:t>Binance</w:t>
-      </w:r>
-      <w:proofErr w:type="spellEnd"/>
-      <w:r>
-        <w:t>), a další podpůrné funkce, navazující na dříve řešené projekty automatického obchodování a spoření kryptoměn.</w:t>
+        <w:t>Student provede implementaci vlastního nástroje pro generování pravidel nákupu a prodeje, založeného na reálných historických datech (Binance), a další podpůrné funkce, navazující na dříve řešené projekty automatického obchodování a spoření kryptoměn.</w:t>
       </w:r>
     </w:p>
     <w:p>
@@ -352,34 +336,21 @@
       <w:r>
         <w:t xml:space="preserve"> </w:t>
       </w:r>
+      <w:r>
+        <w:t>F</w:t>
+      </w:r>
+      <w:r>
+        <w:t>rontend technologie; JavaScript; React; PHP</w:t>
+      </w:r>
+      <w:r>
+        <w:t xml:space="preserve">; Databáze; </w:t>
+      </w:r>
       <w:proofErr w:type="spellStart"/>
       <w:r>
-        <w:t>F</w:t>
-      </w:r>
-      <w:r>
-        <w:t>rontend</w:t>
+        <w:t>MariaDB</w:t>
       </w:r>
       <w:proofErr w:type="spellEnd"/>
       <w:r>
-        <w:t xml:space="preserve"> technologie; JavaScript; </w:t>
-      </w:r>
-      <w:proofErr w:type="spellStart"/>
-      <w:r>
-        <w:t>React</w:t>
-      </w:r>
-      <w:proofErr w:type="spellEnd"/>
-      <w:r>
-        <w:t>; PHP</w:t>
-      </w:r>
-      <w:r>
-        <w:t xml:space="preserve">; Databáze; </w:t>
-      </w:r>
-      <w:proofErr w:type="spellStart"/>
-      <w:r>
-        <w:t>MariaDB</w:t>
-      </w:r>
-      <w:proofErr w:type="spellEnd"/>
-      <w:r>
         <w:t>;</w:t>
       </w:r>
       <w:r>
@@ -389,13 +360,8 @@
         <w:t xml:space="preserve"> Vizualizace trhu</w:t>
       </w:r>
       <w:r>
-        <w:t xml:space="preserve">; </w:t>
-      </w:r>
-      <w:proofErr w:type="spellStart"/>
-      <w:r>
-        <w:t>Binance</w:t>
-      </w:r>
-      <w:proofErr w:type="spellEnd"/>
+        <w:t>; Binance</w:t>
+      </w:r>
     </w:p>
     <w:p/>
     <w:p/>
@@ -614,13 +580,8 @@
       </w:r>
       <w:proofErr w:type="spellEnd"/>
       <w:r>
-        <w:t xml:space="preserve">; </w:t>
-      </w:r>
-      <w:proofErr w:type="spellStart"/>
-      <w:r>
-        <w:t>Binance</w:t>
-      </w:r>
-      <w:proofErr w:type="spellEnd"/>
+        <w:t>; Binance</w:t>
+      </w:r>
     </w:p>
     <w:p>
       <w:pPr>
@@ -5840,11 +5801,9 @@
                 <w:bCs w:val="0"/>
               </w:rPr>
             </w:pPr>
-            <w:proofErr w:type="spellStart"/>
             <w:r>
               <w:t>Frontend</w:t>
             </w:r>
-            <w:proofErr w:type="spellEnd"/>
           </w:p>
           <w:p>
             <w:pPr>
@@ -5853,11 +5812,9 @@
                 <w:bCs w:val="0"/>
               </w:rPr>
             </w:pPr>
-            <w:proofErr w:type="spellStart"/>
             <w:r>
               <w:t>Backend</w:t>
             </w:r>
-            <w:proofErr w:type="spellEnd"/>
           </w:p>
           <w:p>
             <w:pPr>
@@ -6255,19 +6212,11 @@
                 <w:lang w:val="en-US"/>
               </w:rPr>
             </w:pPr>
-            <w:proofErr w:type="spellStart"/>
             <w:r>
               <w:rPr>
                 <w:lang w:val="en-US"/>
               </w:rPr>
-              <w:t>Grafické</w:t>
-            </w:r>
-            <w:proofErr w:type="spellEnd"/>
-            <w:r>
-              <w:rPr>
-                <w:lang w:val="en-US"/>
-              </w:rPr>
-              <w:t xml:space="preserve"> </w:t>
+              <w:t xml:space="preserve">Grafické </w:t>
             </w:r>
             <w:proofErr w:type="spellStart"/>
             <w:r>
@@ -7163,7 +7112,21 @@
               <w:rFonts w:ascii="Calibri" w:eastAsia="Times New Roman" w:hAnsi="Calibri" w:cs="Calibri"/>
               <w:color w:val="000000"/>
             </w:rPr>
-            <w:t>[2]</w:t>
+            <w:t>[</w:t>
+          </w:r>
+          <w:r>
+            <w:rPr>
+              <w:rFonts w:ascii="Calibri" w:eastAsia="Times New Roman" w:hAnsi="Calibri" w:cs="Calibri"/>
+              <w:color w:val="000000"/>
+            </w:rPr>
+            <w:t>2</w:t>
+          </w:r>
+          <w:r>
+            <w:rPr>
+              <w:rFonts w:ascii="Calibri" w:eastAsia="Times New Roman" w:hAnsi="Calibri" w:cs="Calibri"/>
+              <w:color w:val="000000"/>
+            </w:rPr>
+            <w:t>]</w:t>
           </w:r>
         </w:sdtContent>
       </w:sdt>
@@ -9364,24 +9327,14 @@
         <w:t>Nejpopulárnějšími burzami jsou aktuálně</w:t>
       </w:r>
       <w:r>
-        <w:t xml:space="preserve"> </w:t>
-      </w:r>
-      <w:proofErr w:type="spellStart"/>
-      <w:r>
-        <w:t>Binance</w:t>
-      </w:r>
-      <w:proofErr w:type="spellEnd"/>
+        <w:t xml:space="preserve"> Binance</w:t>
+      </w:r>
       <w:r>
         <w:t xml:space="preserve"> a</w:t>
       </w:r>
       <w:r>
-        <w:t xml:space="preserve"> </w:t>
-      </w:r>
-      <w:proofErr w:type="spellStart"/>
-      <w:r>
-        <w:t>Coinbase</w:t>
-      </w:r>
-      <w:proofErr w:type="spellEnd"/>
+        <w:t xml:space="preserve"> Coinbase</w:t>
+      </w:r>
       <w:r>
         <w:t>.</w:t>
       </w:r>
@@ -10031,15 +9984,7 @@
         <w:t xml:space="preserve"> </w:t>
       </w:r>
       <w:r>
-        <w:t>(</w:t>
-      </w:r>
-      <w:proofErr w:type="spellStart"/>
-      <w:r>
-        <w:t>Binance</w:t>
-      </w:r>
-      <w:proofErr w:type="spellEnd"/>
-      <w:r>
-        <w:t xml:space="preserve"> </w:t>
+        <w:t xml:space="preserve">(Binance </w:t>
       </w:r>
       <w:proofErr w:type="spellStart"/>
       <w:r>
@@ -11553,156 +11498,127 @@
     </w:p>
     <w:p>
       <w:r>
-        <w:t xml:space="preserve">Pro hlubší analýzu by </w:t>
+        <w:t>Pro hlubší analýzu by Binance neměla být jedin</w:t>
+      </w:r>
+      <w:r>
+        <w:t>ým zdrojem k</w:t>
+      </w:r>
+      <w:r>
+        <w:t xml:space="preserve"> analýze dat. </w:t>
+      </w:r>
+      <w:r>
+        <w:t xml:space="preserve">Přesto </w:t>
+      </w:r>
+      <w:r>
+        <w:t>je dobré využít nást</w:t>
+      </w:r>
+      <w:r>
+        <w:t xml:space="preserve">roje, které </w:t>
+      </w:r>
+      <w:r>
+        <w:t>nabízí</w:t>
+      </w:r>
+      <w:r>
+        <w:t>.</w:t>
+      </w:r>
+      <w:r>
+        <w:t xml:space="preserve"> Nejefektivnější je </w:t>
+      </w:r>
+      <w:r>
+        <w:t>kombin</w:t>
+      </w:r>
+      <w:r>
+        <w:t>ovat</w:t>
+      </w:r>
+      <w:r>
+        <w:t xml:space="preserve"> více zdrojů</w:t>
+      </w:r>
+      <w:r>
+        <w:t>, které</w:t>
+      </w:r>
+      <w:r>
+        <w:t xml:space="preserve"> umožňuj</w:t>
+      </w:r>
+      <w:r>
+        <w:t>í</w:t>
+      </w:r>
+      <w:r>
+        <w:t xml:space="preserve"> komplexnější pohled na trh</w:t>
+      </w:r>
+      <w:r>
+        <w:t>, a tak</w:t>
+      </w:r>
+      <w:r>
+        <w:t xml:space="preserve"> </w:t>
       </w:r>
       <w:proofErr w:type="spellStart"/>
       <w:r>
-        <w:t>Binance</w:t>
+        <w:t>sniž</w:t>
+      </w:r>
+      <w:r>
+        <w:t>it</w:t>
       </w:r>
       <w:proofErr w:type="spellEnd"/>
       <w:r>
-        <w:t xml:space="preserve"> neměla být jedin</w:t>
-      </w:r>
-      <w:r>
-        <w:t>ým zdrojem k</w:t>
-      </w:r>
-      <w:r>
-        <w:t xml:space="preserve"> analýze dat. </w:t>
-      </w:r>
-      <w:r>
-        <w:t xml:space="preserve">Přesto </w:t>
-      </w:r>
-      <w:r>
-        <w:t>je dobré využít nást</w:t>
-      </w:r>
-      <w:r>
-        <w:t xml:space="preserve">roje, které </w:t>
-      </w:r>
-      <w:r>
-        <w:t>nabízí</w:t>
-      </w:r>
-      <w:r>
-        <w:t>.</w:t>
-      </w:r>
-      <w:r>
-        <w:t xml:space="preserve"> Nejefektivnější je </w:t>
-      </w:r>
-      <w:r>
-        <w:t>kombin</w:t>
-      </w:r>
-      <w:r>
-        <w:t>ovat</w:t>
-      </w:r>
-      <w:r>
-        <w:t xml:space="preserve"> více zdrojů</w:t>
-      </w:r>
-      <w:r>
-        <w:t>, které</w:t>
-      </w:r>
-      <w:r>
-        <w:t xml:space="preserve"> umožňuj</w:t>
-      </w:r>
-      <w:r>
-        <w:t>í</w:t>
-      </w:r>
-      <w:r>
-        <w:t xml:space="preserve"> komplexnější pohled na trh</w:t>
-      </w:r>
-      <w:r>
-        <w:t>, a tak</w:t>
+        <w:t xml:space="preserve"> riziko zkreslených závěrů vyplývajících z omezeného množství dat.</w:t>
+      </w:r>
+    </w:p>
+    <w:p>
+      <w:r>
+        <w:t>Nej</w:t>
+      </w:r>
+      <w:r>
+        <w:t>známějším</w:t>
+      </w:r>
+      <w:r>
+        <w:t xml:space="preserve"> externím nástrojem je </w:t>
+      </w:r>
+      <w:r>
+        <w:t xml:space="preserve">platforma </w:t>
+      </w:r>
+      <w:proofErr w:type="spellStart"/>
+      <w:r>
+        <w:t>TradingView</w:t>
+      </w:r>
+      <w:proofErr w:type="spellEnd"/>
+      <w:r>
+        <w:t xml:space="preserve">. Jedná se o komplexní nástroj </w:t>
+      </w:r>
+      <w:r>
+        <w:t>poskytující cenové grafy na světových trzích</w:t>
+      </w:r>
+      <w:r>
+        <w:t xml:space="preserve">, ve kterých je možné </w:t>
+      </w:r>
+      <w:r>
+        <w:t>snadno a čitelně</w:t>
+      </w:r>
+      <w:r>
+        <w:t xml:space="preserve"> najít </w:t>
+      </w:r>
+      <w:r>
+        <w:t xml:space="preserve">technické ukazatele. </w:t>
+      </w:r>
+      <w:r>
+        <w:t>J</w:t>
+      </w:r>
+      <w:r>
+        <w:t>elikož j</w:t>
+      </w:r>
+      <w:r>
+        <w:t>e to partner Binance</w:t>
+      </w:r>
+      <w:r>
+        <w:t>,</w:t>
       </w:r>
       <w:r>
         <w:t xml:space="preserve"> </w:t>
       </w:r>
-      <w:proofErr w:type="spellStart"/>
-      <w:r>
-        <w:t>sniž</w:t>
-      </w:r>
-      <w:r>
-        <w:t>it</w:t>
-      </w:r>
-      <w:proofErr w:type="spellEnd"/>
-      <w:r>
-        <w:t xml:space="preserve"> riziko zkreslených závěrů vyplývajících z omezeného množství dat.</w:t>
-      </w:r>
-    </w:p>
-    <w:p>
-      <w:r>
-        <w:t>Nej</w:t>
-      </w:r>
-      <w:r>
-        <w:t>známějším</w:t>
-      </w:r>
-      <w:r>
-        <w:t xml:space="preserve"> externím nástrojem je </w:t>
-      </w:r>
-      <w:r>
-        <w:t xml:space="preserve">platforma </w:t>
-      </w:r>
-      <w:proofErr w:type="spellStart"/>
-      <w:r>
-        <w:t>TradingView</w:t>
-      </w:r>
-      <w:proofErr w:type="spellEnd"/>
-      <w:r>
-        <w:t xml:space="preserve">. Jedná se o komplexní nástroj </w:t>
-      </w:r>
-      <w:r>
-        <w:t>poskytující cenové grafy na světových trzích</w:t>
-      </w:r>
-      <w:r>
-        <w:t xml:space="preserve">, ve kterých je možné </w:t>
-      </w:r>
-      <w:r>
-        <w:t>snadno a čitelně</w:t>
-      </w:r>
-      <w:r>
-        <w:t xml:space="preserve"> najít </w:t>
-      </w:r>
-      <w:r>
-        <w:t xml:space="preserve">technické ukazatele. </w:t>
-      </w:r>
-      <w:r>
-        <w:t>J</w:t>
-      </w:r>
-      <w:r>
-        <w:t>elikož j</w:t>
-      </w:r>
-      <w:r>
-        <w:t xml:space="preserve">e to partner </w:t>
-      </w:r>
-      <w:proofErr w:type="spellStart"/>
-      <w:r>
-        <w:t>Binance</w:t>
-      </w:r>
-      <w:proofErr w:type="spellEnd"/>
-      <w:r>
-        <w:t>,</w:t>
-      </w:r>
-      <w:r>
-        <w:t xml:space="preserve"> </w:t>
-      </w:r>
-      <w:r>
-        <w:t xml:space="preserve">je možné jej na </w:t>
-      </w:r>
-      <w:proofErr w:type="spellStart"/>
-      <w:r>
-        <w:t>Binance</w:t>
-      </w:r>
-      <w:proofErr w:type="spellEnd"/>
-      <w:r>
-        <w:t xml:space="preserve"> integrovat</w:t>
-      </w:r>
-      <w:r>
-        <w:t xml:space="preserve"> a přímo na </w:t>
-      </w:r>
-      <w:proofErr w:type="spellStart"/>
-      <w:r>
-        <w:t>Binance</w:t>
-      </w:r>
-      <w:proofErr w:type="spellEnd"/>
-      <w:r>
-        <w:t xml:space="preserve"> si přepnout graf na </w:t>
+      <w:r>
+        <w:t>je možné jej na Binance integrovat</w:t>
+      </w:r>
+      <w:r>
+        <w:t xml:space="preserve"> a přímo na Binance si přepnout graf na </w:t>
       </w:r>
       <w:proofErr w:type="spellStart"/>
       <w:r>
@@ -12262,39 +12178,23 @@
     <w:p>
       <w:r>
         <w:lastRenderedPageBreak/>
-        <w:t xml:space="preserve">Na </w:t>
+        <w:t xml:space="preserve">Na Binance jsou zabudovaní </w:t>
       </w:r>
       <w:proofErr w:type="spellStart"/>
       <w:r>
-        <w:t>Binance</w:t>
+        <w:t>Boti</w:t>
       </w:r>
       <w:proofErr w:type="spellEnd"/>
       <w:r>
-        <w:t xml:space="preserve"> jsou zabudovaní </w:t>
+        <w:t xml:space="preserve">, ale je možné využít i ty externí poskytované jinými službami. Pro využití externích nakupovacích </w:t>
       </w:r>
       <w:proofErr w:type="spellStart"/>
       <w:r>
-        <w:t>Boti</w:t>
+        <w:t>botů</w:t>
       </w:r>
       <w:proofErr w:type="spellEnd"/>
       <w:r>
-        <w:t xml:space="preserve">, ale je možné využít i ty externí poskytované jinými službami. Pro využití externích nakupovacích </w:t>
-      </w:r>
-      <w:proofErr w:type="spellStart"/>
-      <w:r>
-        <w:t>botů</w:t>
-      </w:r>
-      <w:proofErr w:type="spellEnd"/>
-      <w:r>
-        <w:t xml:space="preserve"> je nutné je připojit ke svému účtu přes </w:t>
-      </w:r>
-      <w:proofErr w:type="spellStart"/>
-      <w:r>
-        <w:t>Binance</w:t>
-      </w:r>
-      <w:proofErr w:type="spellEnd"/>
-      <w:r>
-        <w:t xml:space="preserve"> API, přes které provádějí obchody na základě daného nastavení </w:t>
+        <w:t xml:space="preserve"> je nutné je připojit ke svému účtu přes Binance API, přes které provádějí obchody na základě daného nastavení </w:t>
       </w:r>
       <w:r>
         <w:t>určujícího,</w:t>
@@ -12323,15 +12223,7 @@
         <w:t xml:space="preserve">Automatizované obchodní strategie využívají různé přístupy k dosažení zisku na finančních trzích. </w:t>
       </w:r>
       <w:r>
-        <w:t xml:space="preserve">Následující text popisuje nejčastěji používané boty na </w:t>
-      </w:r>
-      <w:proofErr w:type="spellStart"/>
-      <w:r>
-        <w:t>Binance</w:t>
-      </w:r>
-      <w:proofErr w:type="spellEnd"/>
-      <w:r>
-        <w:t>.</w:t>
+        <w:t>Následující text popisuje nejčastěji používané boty na Binance.</w:t>
       </w:r>
     </w:p>
     <w:p>
@@ -13098,13 +12990,8 @@
       </w:r>
       <w:proofErr w:type="spellEnd"/>
       <w:r>
-        <w:t xml:space="preserve"> na </w:t>
-      </w:r>
-      <w:proofErr w:type="spellStart"/>
-      <w:r>
-        <w:t>Binance</w:t>
-      </w:r>
-      <w:proofErr w:type="spellEnd"/>
+        <w:t xml:space="preserve"> na Binance</w:t>
+      </w:r>
       <w:r>
         <w:t>. Po</w:t>
       </w:r>
@@ -13121,13 +13008,8 @@
         <w:t>nezbytné seznámit se s vyloučením odpovědnosti za rizika</w:t>
       </w:r>
       <w:r>
-        <w:t xml:space="preserve"> ze strany </w:t>
-      </w:r>
-      <w:proofErr w:type="spellStart"/>
-      <w:r>
-        <w:t>Binance</w:t>
-      </w:r>
-      <w:proofErr w:type="spellEnd"/>
+        <w:t xml:space="preserve"> ze strany Binance</w:t>
+      </w:r>
       <w:r>
         <w:t>.</w:t>
       </w:r>
@@ -13580,13 +13462,8 @@
         <w:t>,</w:t>
       </w:r>
       <w:r>
-        <w:t xml:space="preserve"> </w:t>
-      </w:r>
-      <w:proofErr w:type="spellStart"/>
-      <w:r>
-        <w:t>Binance</w:t>
-      </w:r>
-      <w:proofErr w:type="spellEnd"/>
+        <w:t xml:space="preserve"> Binance</w:t>
+      </w:r>
       <w:r>
         <w:t xml:space="preserve"> nebo </w:t>
       </w:r>
@@ -13684,31 +13561,13 @@
       <w:pPr>
         <w:pStyle w:val="Nadpis2"/>
       </w:pPr>
-      <w:proofErr w:type="spellStart"/>
       <w:r>
         <w:t>Fumbi</w:t>
       </w:r>
-      <w:proofErr w:type="spellEnd"/>
-    </w:p>
-    <w:p>
-      <w:r>
-        <w:t xml:space="preserve">Slovenská investiční platforma </w:t>
-      </w:r>
-      <w:proofErr w:type="spellStart"/>
-      <w:r>
-        <w:t>Fumbi</w:t>
-      </w:r>
-      <w:proofErr w:type="spellEnd"/>
-      <w:r>
-        <w:t xml:space="preserve"> Network představuje odlišný přístup k automatizovanému obchodování a správě portfolia. Na rozdíl od platformy Štosuj, která vyžaduje vlastní účet na burze, funguje </w:t>
-      </w:r>
-      <w:proofErr w:type="spellStart"/>
-      <w:r>
-        <w:t>Fumbi</w:t>
-      </w:r>
-      <w:proofErr w:type="spellEnd"/>
-      <w:r>
-        <w:t xml:space="preserve"> jako komplexní řešení. Uživatel zašle na platformu </w:t>
+    </w:p>
+    <w:p>
+      <w:r>
+        <w:t xml:space="preserve">Slovenská investiční platforma Fumbi Network představuje odlišný přístup k automatizovanému obchodování a správě portfolia. Na rozdíl od platformy Štosuj, která vyžaduje vlastní účet na burze, funguje Fumbi jako komplexní řešení. Uživatel zašle na platformu </w:t>
       </w:r>
       <w:proofErr w:type="spellStart"/>
       <w:r>
@@ -13754,39 +13613,23 @@
         </w:rPr>
       </w:pPr>
       <w:r>
-        <w:t>Základním a nejpopulárnějším produktem platformy je „</w:t>
+        <w:t xml:space="preserve">Základním a nejpopulárnějším produktem platformy je „Fumbi Index Portfolio“. Tento nástroj nevyužívá k obchodování klasické signály z technické analýzy s cílem časovat trh (market </w:t>
       </w:r>
       <w:proofErr w:type="spellStart"/>
       <w:r>
-        <w:t>Fumbi</w:t>
+        <w:t>timing</w:t>
       </w:r>
       <w:proofErr w:type="spellEnd"/>
       <w:r>
-        <w:t xml:space="preserve"> Index Portfolio“. Tento nástroj nevyužívá k obchodování klasické signály z technické analýzy s cílem časovat trh (market </w:t>
+        <w:t xml:space="preserve">), ale spoléhá na dynamické </w:t>
       </w:r>
       <w:proofErr w:type="spellStart"/>
       <w:r>
-        <w:t>timing</w:t>
+        <w:t>rebalancování</w:t>
       </w:r>
       <w:proofErr w:type="spellEnd"/>
       <w:r>
-        <w:t xml:space="preserve">), ale spoléhá na dynamické </w:t>
-      </w:r>
-      <w:proofErr w:type="spellStart"/>
-      <w:r>
-        <w:t>rebalancování</w:t>
-      </w:r>
-      <w:proofErr w:type="spellEnd"/>
-      <w:r>
-        <w:t xml:space="preserve">. </w:t>
-      </w:r>
-      <w:proofErr w:type="spellStart"/>
-      <w:r>
-        <w:t>Fumbi</w:t>
-      </w:r>
-      <w:proofErr w:type="spellEnd"/>
-      <w:r>
-        <w:t xml:space="preserve"> Algoritmus nepřetržitě sleduje tržní kapitalizaci, likviditu a fundamentální metriky předních kryptoměn. Na základě těchto dat denně automaticky upravuje váhy jednotlivých aktiv v uživatelském portfoliu tak, aby co nejpřesněji kopírovaly vývoj celého kryptoměnového trhu.</w:t>
+        <w:t>. Fumbi Algoritmus nepřetržitě sleduje tržní kapitalizaci, likviditu a fundamentální metriky předních kryptoměn. Na základě těchto dat denně automaticky upravuje váhy jednotlivých aktiv v uživatelském portfoliu tak, aby co nejpřesněji kopírovaly vývoj celého kryptoměnového trhu.</w:t>
       </w:r>
       <w:r>
         <w:t xml:space="preserve"> </w:t>
@@ -13900,15 +13743,7 @@
         <w:t xml:space="preserve">nabízí </w:t>
       </w:r>
       <w:r>
-        <w:t xml:space="preserve">produkt Portu </w:t>
-      </w:r>
-      <w:proofErr w:type="spellStart"/>
-      <w:r>
-        <w:t>Crypto</w:t>
-      </w:r>
-      <w:proofErr w:type="spellEnd"/>
-      <w:r>
-        <w:t>, jenž umožňuje pravidelné a pasivní investování do předpřipravených kryptoměnových košů. Na základě nezávislých analýz je toto řešení navrženo s cílem maximálně snížit bariéry vstupu pro veřejnost. Systém funguje jako komplexní řešení, což znamená, že uživatelé si nemusí zakládat vlastní kryptoměnové peněženky ani spravovat soukromé klíče; o bezpečnou úschovu aktiv se stará samotná platforma ve spolupráci s prověřenými partnery</w:t>
+        <w:t>produkt Portu Crypto, jenž umožňuje pravidelné a pasivní investování do předpřipravených kryptoměnových košů. Na základě nezávislých analýz je toto řešení navrženo s cílem maximálně snížit bariéry vstupu pro veřejnost. Systém funguje jako komplexní řešení, což znamená, že uživatelé si nemusí zakládat vlastní kryptoměnové peněženky ani spravovat soukromé klíče; o bezpečnou úschovu aktiv se stará samotná platforma ve spolupráci s prověřenými partnery</w:t>
       </w:r>
       <w:r>
         <w:t xml:space="preserve">. </w:t>
@@ -13954,15 +13789,7 @@
         <w:t xml:space="preserve">, které </w:t>
       </w:r>
       <w:r>
-        <w:t xml:space="preserve">neslouží jako úschovny, ale fungují jako pokročilé terminály, které se prostřednictvím API klíčů propojují s největšími světovými burzami, typicky s burzou </w:t>
-      </w:r>
-      <w:proofErr w:type="spellStart"/>
-      <w:r>
-        <w:t>Binance</w:t>
-      </w:r>
-      <w:proofErr w:type="spellEnd"/>
-      <w:r>
-        <w:t>.</w:t>
+        <w:t>neslouží jako úschovny, ale fungují jako pokročilé terminály, které se prostřednictvím API klíčů propojují s největšími světovými burzami, typicky s burzou Binance.</w:t>
       </w:r>
       <w:r>
         <w:t xml:space="preserve"> </w:t>
@@ -14877,212 +14704,184 @@
         <w:t>. To</w:t>
       </w:r>
       <w:r>
-        <w:t xml:space="preserve"> zajišťuje bezpečné uložení API klíčů (mimo dosah prohlížeče) a standardizaci datového formátu před odesláním na </w:t>
+        <w:t xml:space="preserve"> zajišťuje bezpečné uložení API klíčů (mimo dosah prohlížeče) a standardizaci datového formátu před odesláním na frontend.</w:t>
+      </w:r>
+      <w:r>
+        <w:t xml:space="preserve"> </w:t>
+      </w:r>
+      <w:r>
+        <w:t>Na základě požadavku</w:t>
+      </w:r>
+      <w:r>
+        <w:t xml:space="preserve"> </w:t>
+      </w:r>
+      <w:r>
+        <w:t>systém získá časovou řadu, která obsahuje numerickou hodnotu indexu</w:t>
+      </w:r>
+      <w:r>
+        <w:t xml:space="preserve"> </w:t>
+      </w:r>
+      <w:r>
+        <w:t>a příslušné časové razítko.</w:t>
+      </w:r>
+    </w:p>
+    <w:p>
+      <w:r>
+        <w:t xml:space="preserve">Na </w:t>
       </w:r>
       <w:proofErr w:type="spellStart"/>
       <w:r>
-        <w:t>frontend</w:t>
+        <w:t>frontendu</w:t>
       </w:r>
       <w:proofErr w:type="spellEnd"/>
       <w:r>
+        <w:t xml:space="preserve"> jsou hodnoty </w:t>
+      </w:r>
+      <w:r>
+        <w:t>proklád</w:t>
+      </w:r>
+      <w:r>
+        <w:t>ány</w:t>
+      </w:r>
+      <w:r>
+        <w:t xml:space="preserve"> přímo s cenovým grafem Bitcoinu (případně </w:t>
+      </w:r>
+      <w:r>
+        <w:t>jin</w:t>
+      </w:r>
+      <w:r>
+        <w:t>ou vybranou</w:t>
+      </w:r>
+      <w:r>
+        <w:t xml:space="preserve"> měn</w:t>
+      </w:r>
+      <w:r>
+        <w:t>ou</w:t>
+      </w:r>
+      <w:r>
+        <w:t>).</w:t>
+      </w:r>
+      <w:r>
+        <w:t xml:space="preserve"> </w:t>
+      </w:r>
+      <w:r>
+        <w:t xml:space="preserve">Data jsou vykreslena do </w:t>
+      </w:r>
+      <w:r>
+        <w:t>kombinovaného</w:t>
+      </w:r>
+      <w:r>
+        <w:t xml:space="preserve"> grafu, kde </w:t>
+      </w:r>
+      <w:r>
+        <w:t>j</w:t>
+      </w:r>
+      <w:r>
+        <w:t>sou</w:t>
+      </w:r>
+      <w:r>
+        <w:t xml:space="preserve"> pro datum</w:t>
+      </w:r>
+      <w:r>
+        <w:t xml:space="preserve"> vždy zobrazeny </w:t>
+      </w:r>
+      <w:proofErr w:type="spellStart"/>
+      <w:r>
+        <w:t>Fear</w:t>
+      </w:r>
+      <w:proofErr w:type="spellEnd"/>
+      <w:r>
+        <w:t xml:space="preserve"> and </w:t>
+      </w:r>
+      <w:proofErr w:type="spellStart"/>
+      <w:r>
+        <w:t>Grid</w:t>
+      </w:r>
+      <w:proofErr w:type="spellEnd"/>
+      <w:r>
+        <w:t xml:space="preserve"> index a </w:t>
+      </w:r>
+      <w:r>
+        <w:t>vývoj ceny.</w:t>
+      </w:r>
+    </w:p>
+    <w:p>
+      <w:pPr>
+        <w:pStyle w:val="Nadpis3"/>
+      </w:pPr>
+      <w:r>
+        <w:t>Realizace</w:t>
+      </w:r>
+    </w:p>
+    <w:p>
+      <w:r>
+        <w:t xml:space="preserve">Celý systém je koncipován jako moderní webová Single </w:t>
+      </w:r>
+      <w:proofErr w:type="spellStart"/>
+      <w:r>
+        <w:t>Page</w:t>
+      </w:r>
+      <w:proofErr w:type="spellEnd"/>
+      <w:r>
+        <w:t xml:space="preserve"> </w:t>
+      </w:r>
+      <w:proofErr w:type="spellStart"/>
+      <w:r>
+        <w:t>Application</w:t>
+      </w:r>
+      <w:proofErr w:type="spellEnd"/>
+      <w:r>
         <w:t>.</w:t>
       </w:r>
       <w:r>
         <w:t xml:space="preserve"> </w:t>
       </w:r>
       <w:r>
-        <w:t>Na základě požadavku</w:t>
-      </w:r>
+        <w:t>Frontend</w:t>
+      </w:r>
+      <w:r>
+        <w:t xml:space="preserve"> je p</w:t>
+      </w:r>
+      <w:r>
+        <w:t xml:space="preserve">ostaven na knihovně React. Pro efektivní správu asynchronních dat a </w:t>
+      </w:r>
+      <w:proofErr w:type="spellStart"/>
+      <w:r>
+        <w:t>cachování</w:t>
+      </w:r>
+      <w:proofErr w:type="spellEnd"/>
+      <w:r>
+        <w:t xml:space="preserve"> požadavků z API je využita knihovna </w:t>
+      </w:r>
+      <w:proofErr w:type="spellStart"/>
+      <w:r>
+        <w:t>TanStack</w:t>
+      </w:r>
+      <w:proofErr w:type="spellEnd"/>
       <w:r>
         <w:t xml:space="preserve"> </w:t>
       </w:r>
-      <w:r>
-        <w:t>systém získá časovou řadu, která obsahuje numerickou hodnotu indexu</w:t>
-      </w:r>
-      <w:r>
-        <w:t xml:space="preserve"> </w:t>
-      </w:r>
-      <w:r>
-        <w:t>a příslušné časové razítko.</w:t>
-      </w:r>
-    </w:p>
-    <w:p>
-      <w:r>
-        <w:t xml:space="preserve">Na </w:t>
-      </w:r>
       <w:proofErr w:type="spellStart"/>
       <w:r>
-        <w:t>frontendu</w:t>
+        <w:t>Query</w:t>
       </w:r>
       <w:proofErr w:type="spellEnd"/>
       <w:r>
-        <w:t xml:space="preserve"> jsou hodnoty </w:t>
-      </w:r>
-      <w:r>
-        <w:t>proklád</w:t>
-      </w:r>
-      <w:r>
-        <w:t>ány</w:t>
-      </w:r>
-      <w:r>
-        <w:t xml:space="preserve"> přímo s cenovým grafem Bitcoinu (případně </w:t>
-      </w:r>
-      <w:r>
-        <w:t>jin</w:t>
-      </w:r>
-      <w:r>
-        <w:t>ou vybranou</w:t>
-      </w:r>
-      <w:r>
-        <w:t xml:space="preserve"> měn</w:t>
-      </w:r>
-      <w:r>
-        <w:t>ou</w:t>
-      </w:r>
-      <w:r>
-        <w:t>).</w:t>
-      </w:r>
-      <w:r>
-        <w:t xml:space="preserve"> </w:t>
-      </w:r>
-      <w:r>
-        <w:t xml:space="preserve">Data jsou vykreslena do </w:t>
-      </w:r>
-      <w:r>
-        <w:t>kombinovaného</w:t>
-      </w:r>
-      <w:r>
-        <w:t xml:space="preserve"> grafu, kde </w:t>
-      </w:r>
-      <w:r>
-        <w:t>j</w:t>
-      </w:r>
-      <w:r>
-        <w:t>sou</w:t>
-      </w:r>
-      <w:r>
-        <w:t xml:space="preserve"> pro datum</w:t>
-      </w:r>
-      <w:r>
-        <w:t xml:space="preserve"> vždy zobrazeny </w:t>
+        <w:t xml:space="preserve"> (React </w:t>
       </w:r>
       <w:proofErr w:type="spellStart"/>
       <w:r>
-        <w:t>Fear</w:t>
+        <w:t>Query</w:t>
       </w:r>
       <w:proofErr w:type="spellEnd"/>
       <w:r>
-        <w:t xml:space="preserve"> and </w:t>
-      </w:r>
-      <w:proofErr w:type="spellStart"/>
-      <w:r>
-        <w:t>Grid</w:t>
-      </w:r>
-      <w:proofErr w:type="spellEnd"/>
-      <w:r>
-        <w:t xml:space="preserve"> index a </w:t>
-      </w:r>
-      <w:r>
-        <w:t>vývoj ceny.</w:t>
-      </w:r>
-    </w:p>
-    <w:p>
-      <w:pPr>
-        <w:pStyle w:val="Nadpis3"/>
-      </w:pPr>
-      <w:r>
-        <w:t>Realizace</w:t>
-      </w:r>
-    </w:p>
-    <w:p>
-      <w:r>
-        <w:t xml:space="preserve">Celý systém je koncipován jako moderní webová Single </w:t>
-      </w:r>
-      <w:proofErr w:type="spellStart"/>
-      <w:r>
-        <w:t>Page</w:t>
-      </w:r>
-      <w:proofErr w:type="spellEnd"/>
-      <w:r>
-        <w:t xml:space="preserve"> </w:t>
-      </w:r>
-      <w:proofErr w:type="spellStart"/>
-      <w:r>
-        <w:t>Application</w:t>
-      </w:r>
-      <w:proofErr w:type="spellEnd"/>
-      <w:r>
-        <w:t>.</w:t>
-      </w:r>
-      <w:r>
-        <w:t xml:space="preserve"> </w:t>
-      </w:r>
-      <w:proofErr w:type="spellStart"/>
-      <w:r>
-        <w:t>Frontend</w:t>
-      </w:r>
-      <w:proofErr w:type="spellEnd"/>
-      <w:r>
-        <w:t xml:space="preserve"> je p</w:t>
-      </w:r>
-      <w:r>
-        <w:t xml:space="preserve">ostaven na knihovně </w:t>
-      </w:r>
-      <w:proofErr w:type="spellStart"/>
-      <w:r>
-        <w:t>React</w:t>
-      </w:r>
-      <w:proofErr w:type="spellEnd"/>
-      <w:r>
-        <w:t xml:space="preserve">. Pro efektivní správu asynchronních dat a </w:t>
-      </w:r>
-      <w:proofErr w:type="spellStart"/>
-      <w:r>
-        <w:t>cachování</w:t>
-      </w:r>
-      <w:proofErr w:type="spellEnd"/>
-      <w:r>
-        <w:t xml:space="preserve"> požadavků z API je využita knihovna </w:t>
-      </w:r>
-      <w:proofErr w:type="spellStart"/>
-      <w:r>
-        <w:t>TanStack</w:t>
-      </w:r>
-      <w:proofErr w:type="spellEnd"/>
-      <w:r>
-        <w:t xml:space="preserve"> </w:t>
-      </w:r>
-      <w:proofErr w:type="spellStart"/>
-      <w:r>
-        <w:t>Query</w:t>
-      </w:r>
-      <w:proofErr w:type="spellEnd"/>
-      <w:r>
-        <w:t xml:space="preserve"> (</w:t>
-      </w:r>
-      <w:proofErr w:type="spellStart"/>
-      <w:r>
-        <w:t>React</w:t>
-      </w:r>
-      <w:proofErr w:type="spellEnd"/>
-      <w:r>
-        <w:t xml:space="preserve"> </w:t>
-      </w:r>
-      <w:proofErr w:type="spellStart"/>
-      <w:r>
-        <w:t>Query</w:t>
-      </w:r>
-      <w:proofErr w:type="spellEnd"/>
-      <w:r>
         <w:t>), která minimalizuje počet nadbytečných síťových požadavků.</w:t>
       </w:r>
     </w:p>
     <w:p>
-      <w:proofErr w:type="spellStart"/>
       <w:r>
         <w:t>Backend</w:t>
       </w:r>
-      <w:proofErr w:type="spellEnd"/>
       <w:r>
         <w:t xml:space="preserve"> je r</w:t>
       </w:r>
@@ -15155,50 +14954,32 @@
         <w:pStyle w:val="Nadpis2"/>
       </w:pPr>
       <w:bookmarkStart w:id="24" w:name="_Toc222433324"/>
-      <w:proofErr w:type="spellStart"/>
-      <w:r>
-        <w:t>Binance</w:t>
-      </w:r>
-      <w:proofErr w:type="spellEnd"/>
+      <w:r>
+        <w:t>Binance API</w:t>
+      </w:r>
+      <w:bookmarkEnd w:id="24"/>
+    </w:p>
+    <w:p>
+      <w:r>
+        <w:t>Pro získání nezbytných tržních dat pro analýzu</w:t>
+      </w:r>
+      <w:r>
+        <w:t xml:space="preserve"> bude</w:t>
+      </w:r>
+      <w:r>
+        <w:t xml:space="preserve"> zvolen</w:t>
+      </w:r>
+      <w:r>
+        <w:t>é</w:t>
+      </w:r>
       <w:r>
         <w:t xml:space="preserve"> API</w:t>
       </w:r>
-      <w:bookmarkEnd w:id="24"/>
-    </w:p>
-    <w:p>
-      <w:r>
-        <w:t>Pro získání nezbytných tržních dat pro analýzu</w:t>
-      </w:r>
-      <w:r>
-        <w:t xml:space="preserve"> bude</w:t>
-      </w:r>
-      <w:r>
-        <w:t xml:space="preserve"> zvolen</w:t>
-      </w:r>
-      <w:r>
-        <w:t>é</w:t>
-      </w:r>
-      <w:r>
-        <w:t xml:space="preserve"> API</w:t>
-      </w:r>
-      <w:r>
-        <w:t xml:space="preserve"> burzy </w:t>
-      </w:r>
-      <w:proofErr w:type="spellStart"/>
-      <w:r>
-        <w:t>Binance</w:t>
-      </w:r>
-      <w:proofErr w:type="spellEnd"/>
-      <w:r>
-        <w:t xml:space="preserve">. </w:t>
-      </w:r>
-      <w:proofErr w:type="spellStart"/>
-      <w:r>
-        <w:t>Binance</w:t>
-      </w:r>
-      <w:proofErr w:type="spellEnd"/>
-      <w:r>
-        <w:t xml:space="preserve"> je jednou z největších a nejrychleji rostoucích </w:t>
+      <w:r>
+        <w:t xml:space="preserve"> burzy Binance. </w:t>
+      </w:r>
+      <w:r>
+        <w:t xml:space="preserve">Binance je jednou z největších a nejrychleji rostoucích </w:t>
       </w:r>
       <w:proofErr w:type="spellStart"/>
       <w:r>
@@ -15277,139 +15058,134 @@
       </w:sdt>
     </w:p>
     <w:p>
+      <w:r>
+        <w:lastRenderedPageBreak/>
+        <w:t>Binance API</w:t>
+      </w:r>
+      <w:r>
+        <w:t xml:space="preserve"> </w:t>
+      </w:r>
+      <w:r>
+        <w:t xml:space="preserve">umožňuje </w:t>
+      </w:r>
+      <w:r>
+        <w:t>komunikaci se serv</w:t>
+      </w:r>
+      <w:r>
+        <w:t>e</w:t>
+      </w:r>
+      <w:r>
+        <w:t>ry burzy</w:t>
+      </w:r>
+      <w:r>
+        <w:t xml:space="preserve"> přes Rest API, Fix API a </w:t>
+      </w:r>
+      <w:proofErr w:type="gramStart"/>
+      <w:r>
+        <w:t>Web</w:t>
+      </w:r>
+      <w:proofErr w:type="gramEnd"/>
+      <w:r>
+        <w:t xml:space="preserve"> </w:t>
+      </w:r>
       <w:proofErr w:type="spellStart"/>
       <w:r>
-        <w:lastRenderedPageBreak/>
-        <w:t>Binance</w:t>
+        <w:t>sockety</w:t>
       </w:r>
       <w:proofErr w:type="spellEnd"/>
       <w:r>
-        <w:t xml:space="preserve"> API</w:t>
+        <w:t>. Mezi poskytovan</w:t>
+      </w:r>
+      <w:r>
+        <w:t>é</w:t>
+      </w:r>
+      <w:r>
+        <w:t xml:space="preserve"> dat</w:t>
+      </w:r>
+      <w:r>
+        <w:t>a</w:t>
       </w:r>
       <w:r>
         <w:t xml:space="preserve"> </w:t>
       </w:r>
       <w:r>
-        <w:t xml:space="preserve">umožňuje </w:t>
-      </w:r>
-      <w:r>
-        <w:t>komunikaci se serv</w:t>
-      </w:r>
-      <w:r>
-        <w:t>e</w:t>
-      </w:r>
-      <w:r>
-        <w:t>ry burzy</w:t>
-      </w:r>
-      <w:r>
-        <w:t xml:space="preserve"> přes Rest API, Fix API a </w:t>
-      </w:r>
-      <w:proofErr w:type="gramStart"/>
-      <w:r>
-        <w:t>Web</w:t>
-      </w:r>
-      <w:proofErr w:type="gramEnd"/>
+        <w:t xml:space="preserve">patří </w:t>
+      </w:r>
+      <w:r>
+        <w:t>aktuální</w:t>
+      </w:r>
+      <w:r>
+        <w:t xml:space="preserve"> ceny,</w:t>
+      </w:r>
+      <w:r>
+        <w:t xml:space="preserve"> historická data </w:t>
+      </w:r>
+      <w:r>
+        <w:t>o cenách v různých časových intervalech,</w:t>
+      </w:r>
       <w:r>
         <w:t xml:space="preserve"> </w:t>
       </w:r>
+      <w:r>
+        <w:t>přehled posledních provedených obchodů</w:t>
+      </w:r>
+      <w:r>
+        <w:t xml:space="preserve"> </w:t>
+      </w:r>
+      <w:r>
+        <w:t xml:space="preserve">na trhu, 24hodinové statistiky změny cen, objem nákupů </w:t>
+      </w:r>
+      <w:r>
+        <w:t>a další.</w:t>
+      </w:r>
+    </w:p>
+    <w:p>
+      <w:r>
+        <w:t>P</w:t>
+      </w:r>
+      <w:r>
+        <w:t xml:space="preserve">ro integraci lze využít </w:t>
+      </w:r>
+      <w:r>
+        <w:t>knihovny pro většinu běžně používaných jazyků, včetně PHP, Python</w:t>
+      </w:r>
+      <w:r>
+        <w:t>u</w:t>
+      </w:r>
+      <w:r>
+        <w:t xml:space="preserve">, Node.js, .NET, Java, Ruby a </w:t>
+      </w:r>
       <w:proofErr w:type="spellStart"/>
       <w:r>
-        <w:t>sockety</w:t>
+        <w:t>cURL</w:t>
       </w:r>
       <w:proofErr w:type="spellEnd"/>
       <w:r>
-        <w:t>. Mezi poskytovan</w:t>
-      </w:r>
-      <w:r>
-        <w:t>é</w:t>
-      </w:r>
-      <w:r>
-        <w:t xml:space="preserve"> dat</w:t>
-      </w:r>
-      <w:r>
-        <w:t>a</w:t>
+        <w:t>.</w:t>
+      </w:r>
+    </w:p>
+    <w:p>
+      <w:r>
+        <w:t>P</w:t>
+      </w:r>
+      <w:r>
+        <w:t xml:space="preserve">řístup ke </w:t>
+      </w:r>
+      <w:r>
+        <w:t>většin</w:t>
+      </w:r>
+      <w:r>
+        <w:t>ě</w:t>
       </w:r>
       <w:r>
         <w:t xml:space="preserve"> </w:t>
       </w:r>
-      <w:r>
-        <w:t xml:space="preserve">patří </w:t>
-      </w:r>
-      <w:r>
-        <w:t>aktuální</w:t>
-      </w:r>
-      <w:r>
-        <w:t xml:space="preserve"> ceny,</w:t>
-      </w:r>
-      <w:r>
-        <w:t xml:space="preserve"> historická data </w:t>
-      </w:r>
-      <w:r>
-        <w:t>o cenách v různých časových intervalech,</w:t>
-      </w:r>
-      <w:r>
-        <w:t xml:space="preserve"> </w:t>
-      </w:r>
-      <w:r>
-        <w:t>přehled posledních provedených obchodů</w:t>
-      </w:r>
-      <w:r>
-        <w:t xml:space="preserve"> </w:t>
-      </w:r>
-      <w:r>
-        <w:t xml:space="preserve">na trhu, 24hodinové statistiky změny cen, objem nákupů </w:t>
-      </w:r>
-      <w:r>
-        <w:t>a další.</w:t>
-      </w:r>
-    </w:p>
-    <w:p>
-      <w:r>
-        <w:t>P</w:t>
-      </w:r>
-      <w:r>
-        <w:t xml:space="preserve">ro integraci lze využít </w:t>
-      </w:r>
-      <w:r>
-        <w:t>knihovny pro většinu běžně používaných jazyků, včetně PHP, Python</w:t>
-      </w:r>
-      <w:r>
-        <w:t>u</w:t>
-      </w:r>
-      <w:r>
-        <w:t xml:space="preserve">, Node.js, .NET, Java, Ruby a </w:t>
-      </w:r>
       <w:proofErr w:type="spellStart"/>
       <w:r>
-        <w:t>cURL</w:t>
+        <w:t>endpointů</w:t>
       </w:r>
       <w:proofErr w:type="spellEnd"/>
       <w:r>
-        <w:t>.</w:t>
-      </w:r>
-    </w:p>
-    <w:p>
-      <w:r>
-        <w:t>P</w:t>
-      </w:r>
-      <w:r>
-        <w:t xml:space="preserve">řístup ke </w:t>
-      </w:r>
-      <w:r>
-        <w:t>většin</w:t>
-      </w:r>
-      <w:r>
-        <w:t>ě</w:t>
-      </w:r>
-      <w:r>
-        <w:t xml:space="preserve"> </w:t>
-      </w:r>
-      <w:proofErr w:type="spellStart"/>
-      <w:r>
-        <w:t>endpointů</w:t>
-      </w:r>
-      <w:proofErr w:type="spellEnd"/>
-      <w:r>
         <w:t xml:space="preserve"> je </w:t>
       </w:r>
       <w:r>
@@ -15451,15 +15227,7 @@
         <w:t>,</w:t>
       </w:r>
       <w:r>
-        <w:t xml:space="preserve"> kódy 429 a 418 jsou spojeny s překročením limitů požadavků. Kódy 5XX signalizují interní chyby na straně </w:t>
-      </w:r>
-      <w:proofErr w:type="spellStart"/>
-      <w:r>
-        <w:t>Binance</w:t>
-      </w:r>
-      <w:proofErr w:type="spellEnd"/>
-      <w:r>
-        <w:t>.</w:t>
+        <w:t xml:space="preserve"> kódy 429 a 418 jsou spojeny s překročením limitů požadavků. Kódy 5XX signalizují interní chyby na straně Binance.</w:t>
       </w:r>
       <w:r>
         <w:t xml:space="preserve"> </w:t>
@@ -15505,48 +15273,94 @@
         <w:t xml:space="preserve">na </w:t>
       </w:r>
       <w:r>
-        <w:t xml:space="preserve">minutu/IP) je </w:t>
+        <w:t xml:space="preserve">minutu/IP) je Binance API díky komplexnosti dat, kvalitní dokumentaci a snadné </w:t>
+      </w:r>
+      <w:r>
+        <w:t>vhodný</w:t>
+      </w:r>
+      <w:r>
+        <w:t xml:space="preserve"> zdroj dat pro potřeby této práce</w:t>
+      </w:r>
+      <w:r>
+        <w:t>.</w:t>
+      </w:r>
+    </w:p>
+    <w:p>
+      <w:pPr>
+        <w:pStyle w:val="Nadpis2"/>
+      </w:pPr>
+      <w:bookmarkStart w:id="25" w:name="_Toc222433325"/>
+      <w:r>
+        <w:t>Požadavky</w:t>
+      </w:r>
+      <w:bookmarkEnd w:id="25"/>
+      <w:r>
+        <w:t xml:space="preserve"> na obchodovací nástroj</w:t>
+      </w:r>
+    </w:p>
+    <w:p>
+      <w:r>
+        <w:t>Z provedené analýzy vyplývá potřeba vývoje specializovaného nástroje</w:t>
+      </w:r>
+      <w:r>
+        <w:t xml:space="preserve">, který </w:t>
+      </w:r>
+      <w:r>
+        <w:t>je koncipován jako konzolová aplikace, jejímž úkolem je autonomní vyhodnocování tržních dat, generování obchodních pravidel a jejich následná exekuce. Požadavky na tento nástroj lze rozdělit do následujících logických celků</w:t>
+      </w:r>
+      <w:r>
+        <w:t xml:space="preserve"> popsaných v neslzejících podkapitolách.</w:t>
+      </w:r>
+    </w:p>
+    <w:p>
+      <w:pPr>
+        <w:pStyle w:val="Nadpis3"/>
+      </w:pPr>
+      <w:r>
+        <w:t>Sběr dat a integrace analytických metod</w:t>
+      </w:r>
+    </w:p>
+    <w:p>
+      <w:r>
+        <w:t>Pro funkčnost algoritmu je nezbytné zajistit stabilní přísun dvou typů dat, které tvoří základ rozhodovacího mechanismu:</w:t>
+      </w:r>
+    </w:p>
+    <w:p>
+      <w:r>
+        <w:t xml:space="preserve">- </w:t>
+      </w:r>
+      <w:r>
+        <w:t>Technická analýza: Nástroj musí stahovat a zpracovávat tržní data poskytovaná přímo burzou prostřednictvím jejího API (historické a aktuální cenové svíčky, objemy obchodů). Nad těmito daty budou aplikovány vybrané indikátory technické analýzy.</w:t>
+      </w:r>
+    </w:p>
+    <w:p>
+      <w:r>
+        <w:t xml:space="preserve">- </w:t>
+      </w:r>
+      <w:r>
+        <w:t>Fundamentální analýza: Tento pilíř je v systému zastoupen integrací indexu strachu a chamtivosti (</w:t>
       </w:r>
       <w:proofErr w:type="spellStart"/>
       <w:r>
-        <w:t>Binance</w:t>
+        <w:t>Fear</w:t>
       </w:r>
       <w:proofErr w:type="spellEnd"/>
       <w:r>
-        <w:t xml:space="preserve"> API díky komplexnosti dat, kvalitní dokumentaci a snadné </w:t>
-      </w:r>
-      <w:r>
-        <w:t>vhodný</w:t>
-      </w:r>
-      <w:r>
-        <w:t xml:space="preserve"> zdroj dat pro potřeby této práce</w:t>
-      </w:r>
-      <w:r>
-        <w:t>.</w:t>
-      </w:r>
-    </w:p>
-    <w:p>
-      <w:pPr>
-        <w:pStyle w:val="Nadpis2"/>
-      </w:pPr>
-      <w:bookmarkStart w:id="25" w:name="_Toc222433325"/>
-      <w:r>
-        <w:t>Požadavky</w:t>
-      </w:r>
-      <w:bookmarkEnd w:id="25"/>
-    </w:p>
-    <w:p>
-      <w:r>
-        <w:t>Z provedené analýzy vyplývá potřeba vývoje specializovaného nástroje</w:t>
-      </w:r>
-      <w:r>
-        <w:t xml:space="preserve">, který </w:t>
-      </w:r>
-      <w:r>
-        <w:t>je koncipován jako konzolová aplikace, jejímž úkolem je autonomní vyhodnocování tržních dat, generování obchodních pravidel a jejich následná exekuce. Požadavky na tento nástroj lze rozdělit do následujících logických celků</w:t>
-      </w:r>
-      <w:r>
-        <w:t xml:space="preserve"> popsaných v neslzejících podkapitolách.</w:t>
+        <w:t xml:space="preserve"> and </w:t>
+      </w:r>
+      <w:proofErr w:type="spellStart"/>
+      <w:r>
+        <w:t>Greed</w:t>
+      </w:r>
+      <w:proofErr w:type="spellEnd"/>
+      <w:r>
+        <w:t xml:space="preserve"> Index). Systém musí tento kompozitní indikátor</w:t>
+      </w:r>
+      <w:r>
+        <w:t xml:space="preserve"> </w:t>
+      </w:r>
+      <w:r>
+        <w:t>průběžně načítat a kvantifikovat pro potřeby algoritmu.</w:t>
       </w:r>
     </w:p>
     <w:p>
@@ -15554,50 +15368,47 @@
         <w:pStyle w:val="Nadpis3"/>
       </w:pPr>
       <w:r>
-        <w:t>Sběr dat a integrace analytických metod</w:t>
-      </w:r>
-    </w:p>
-    <w:p>
-      <w:r>
-        <w:t>Pro funkčnost algoritmu je nezbytné zajistit stabilní přísun dvou typů dat, které tvoří základ rozhodovacího mechanismu:</w:t>
-      </w:r>
-    </w:p>
-    <w:p>
-      <w:r>
-        <w:t xml:space="preserve">- </w:t>
-      </w:r>
-      <w:r>
-        <w:t>Technická analýza: Nástroj musí stahovat a zpracovávat tržní data poskytovaná přímo burzou prostřednictvím jejího API (historické a aktuální cenové svíčky, objemy obchodů). Nad těmito daty budou aplikovány vybrané indikátory technické analýzy.</w:t>
-      </w:r>
-    </w:p>
-    <w:p>
-      <w:r>
-        <w:t xml:space="preserve">- </w:t>
-      </w:r>
-      <w:r>
-        <w:t>Fundamentální analýza: Tento pilíř je v systému zastoupen integrací indexu strachu a chamtivosti (</w:t>
+        <w:t>Vlastní analýza a generování pravidel</w:t>
+      </w:r>
+    </w:p>
+    <w:p>
+      <w:pPr>
+        <w:ind w:firstLine="0"/>
+      </w:pPr>
+      <w:r>
+        <w:t>A</w:t>
+      </w:r>
+      <w:r>
+        <w:t>plikace slouží jako výpočetní jádro, které provádí syntézu výše zmíněných technických a fundamentálních dat. Nástroj musí být schopen na základě vlastní analýzy identifikovat tržní vzory a generovat jednoznačná pravidla pro nákup a prodej. Tato pravidla musí být aplikovatelná jak pro krátkodobé automatizované obchodování, tak pro dlouhodobé strategie spoření do kryptoměn.</w:t>
+      </w:r>
+    </w:p>
+    <w:p>
+      <w:pPr>
+        <w:pStyle w:val="Nadpis3"/>
+      </w:pPr>
+      <w:r>
+        <w:t>Validace a historické testování (</w:t>
       </w:r>
       <w:proofErr w:type="spellStart"/>
       <w:r>
-        <w:t>Fear</w:t>
+        <w:t>Backtesting</w:t>
       </w:r>
       <w:proofErr w:type="spellEnd"/>
       <w:r>
-        <w:t xml:space="preserve"> and </w:t>
+        <w:t>)</w:t>
+      </w:r>
+    </w:p>
+    <w:p>
+      <w:r>
+        <w:t>Před nasazením algoritmů do ostrého provozu musí systém umožnit validaci navržených pravidel. Nástroj aplikuje vygenerované obchodní strategie na reálná historická data z burzy a matematicky stanoví míru potenciálního zisku (Profit) nebo ztráty (</w:t>
       </w:r>
       <w:proofErr w:type="spellStart"/>
       <w:r>
-        <w:t>Greed</w:t>
+        <w:t>Loss</w:t>
       </w:r>
       <w:proofErr w:type="spellEnd"/>
       <w:r>
-        <w:t xml:space="preserve"> Index). Systém musí tento kompozitní indikátor</w:t>
-      </w:r>
-      <w:r>
-        <w:t xml:space="preserve"> </w:t>
-      </w:r>
-      <w:r>
-        <w:t>průběžně načítat a kvantifikovat pro potřeby algoritmu.</w:t>
+        <w:t>).</w:t>
       </w:r>
     </w:p>
     <w:p>
@@ -15605,62 +15416,9 @@
         <w:pStyle w:val="Nadpis3"/>
       </w:pPr>
       <w:r>
-        <w:t>Vlastní analýza a generování pravidel</w:t>
-      </w:r>
-    </w:p>
-    <w:p>
-      <w:pPr>
-        <w:ind w:firstLine="0"/>
-      </w:pPr>
-      <w:r>
-        <w:t>A</w:t>
-      </w:r>
-      <w:r>
-        <w:t>plikace slouží jako výpočetní jádro, které provádí syntézu výše zmíněných technických a fundamentálních dat. Nástroj musí být schopen na základě vlastní analýzy identifikovat tržní vzory a generovat jednoznačná pravidla pro nákup a prodej. Tato pravidla musí být aplikovatelná jak pro krátkodobé automatizované obchodování, tak pro dlouhodobé strategie spoření do kryptoměn.</w:t>
-      </w:r>
-    </w:p>
-    <w:p>
-      <w:pPr>
-        <w:pStyle w:val="Nadpis3"/>
-      </w:pPr>
-      <w:r>
-        <w:t>Validace a historické testování (</w:t>
-      </w:r>
-      <w:proofErr w:type="spellStart"/>
-      <w:r>
-        <w:t>Backtesting</w:t>
-      </w:r>
-      <w:proofErr w:type="spellEnd"/>
-      <w:r>
-        <w:t>)</w:t>
-      </w:r>
-    </w:p>
-    <w:p>
-      <w:r>
-        <w:t>Před nasazením algoritmů do ostrého provozu musí systém umožnit validaci navržených pravidel. Nástroj aplikuje vygenerované obchodní strategie na reálná historická data z burzy a matematicky stanoví míru potenciálního zisku (Profit) nebo ztráty (</w:t>
-      </w:r>
-      <w:proofErr w:type="spellStart"/>
-      <w:r>
-        <w:t>Loss</w:t>
-      </w:r>
-      <w:proofErr w:type="spellEnd"/>
-      <w:r>
-        <w:t>).</w:t>
-      </w:r>
-    </w:p>
-    <w:p>
-      <w:pPr>
-        <w:pStyle w:val="Nadpis3"/>
-      </w:pPr>
-      <w:r>
         <w:lastRenderedPageBreak/>
-        <w:t xml:space="preserve">Autonomní exekuce obchodů na burze </w:t>
-      </w:r>
-      <w:proofErr w:type="spellStart"/>
-      <w:r>
-        <w:t>Binance</w:t>
-      </w:r>
-      <w:proofErr w:type="spellEnd"/>
+        <w:t>Autonomní exekuce obchodů na burze Binance</w:t>
+      </w:r>
     </w:p>
     <w:p>
       <w:r>
@@ -15844,10 +15602,7 @@
         <w:t xml:space="preserve"> nákupní a prodejní příkazy na klientském účtu burzy v okamžiku, kdy tržní podmínky splní algoritmicky vygenerovaná pravidla pro obchodování či spoření.</w:t>
       </w:r>
       <w:r>
-        <w:t xml:space="preserve"> </w:t>
-      </w:r>
-      <w:r>
-        <w:t>Následně bude p</w:t>
+        <w:t xml:space="preserve"> Následně bude p</w:t>
       </w:r>
       <w:r>
         <w:t>rovádě</w:t>
@@ -15975,15 +15730,7 @@
         <w:t xml:space="preserve"> </w:t>
       </w:r>
       <w:r>
-        <w:t xml:space="preserve">Během vysoké tržní volatility může systém generovat nadměrné množství dotazů na externí rozhraní, což může vést k dosažení omezení ze strany </w:t>
-      </w:r>
-      <w:proofErr w:type="spellStart"/>
-      <w:r>
-        <w:t>Binance</w:t>
-      </w:r>
-      <w:proofErr w:type="spellEnd"/>
-      <w:r>
-        <w:t xml:space="preserve"> API. Systém nesmí v takové situaci selhat, ale musí dočasně pozastavit odesílání dotazů</w:t>
+        <w:t>Během vysoké tržní volatility může systém generovat nadměrné množství dotazů na externí rozhraní, což může vést k dosažení omezení ze strany Binance API. Systém nesmí v takové situaci selhat, ale musí dočasně pozastavit odesílání dotazů</w:t>
       </w:r>
       <w:r>
         <w:t xml:space="preserve"> </w:t>
@@ -16123,6 +15870,9 @@
         </w:rPr>
       </w:pPr>
       <w:r>
+        <w:rPr>
+          <w:noProof/>
+        </w:rPr>
         <w:drawing>
           <wp:inline distT="0" distB="0" distL="0" distR="0" wp14:anchorId="78BFDE72" wp14:editId="36F66375">
             <wp:extent cx="4108450" cy="4013200"/>
@@ -16594,10 +16344,7 @@
         <w:pStyle w:val="Odstavecseseznamem"/>
       </w:pPr>
       <w:r>
-        <w:t xml:space="preserve">2. </w:t>
-      </w:r>
-      <w:r>
-        <w:t>V</w:t>
+        <w:t>2. V</w:t>
       </w:r>
       <w:r>
         <w:t>loží text článku ke zpracování</w:t>
@@ -16654,10 +16401,7 @@
       </w:r>
       <w:bookmarkEnd w:id="37"/>
       <w:r>
-        <w:t xml:space="preserve"> </w:t>
-      </w:r>
-      <w:r>
-        <w:t>5: Zobrazení historie událost</w:t>
+        <w:t xml:space="preserve"> 5: Zobrazení historie událost</w:t>
       </w:r>
       <w:r>
         <w:t>í</w:t>
@@ -17020,6 +16764,9 @@
     </w:p>
     <w:p>
       <w:r>
+        <w:rPr>
+          <w:noProof/>
+        </w:rPr>
         <w:drawing>
           <wp:inline distT="0" distB="0" distL="0" distR="0" wp14:anchorId="3B45A517" wp14:editId="229722FA">
             <wp:extent cx="2340919" cy="1377950"/>
@@ -17071,22 +16818,14 @@
       </w:r>
       <w:r>
         <w:br/>
-        <w:t xml:space="preserve">Slouží jako číselník pro mapování interních označení aktiv na reálné burzovní symboly burzy </w:t>
-      </w:r>
-      <w:proofErr w:type="spellStart"/>
-      <w:r>
-        <w:t>Binance</w:t>
-      </w:r>
-      <w:proofErr w:type="spellEnd"/>
-      <w:r>
-        <w:t xml:space="preserve"> (např. mapování štítku "BTC" na obchodní pár "BTCEUR").</w:t>
-      </w:r>
-      <w:r>
-        <w:t xml:space="preserve"> </w:t>
-      </w:r>
-    </w:p>
-    <w:p>
-      <w:r>
+        <w:t xml:space="preserve">Slouží jako číselník pro mapování interních označení aktiv na reálné burzovní symboly burzy Binance (např. mapování štítku "BTC" na obchodní pár "BTCEUR"). </w:t>
+      </w:r>
+    </w:p>
+    <w:p>
+      <w:r>
+        <w:rPr>
+          <w:noProof/>
+        </w:rPr>
         <w:drawing>
           <wp:inline distT="0" distB="0" distL="0" distR="0" wp14:anchorId="301A9B3A" wp14:editId="07C1BCD7">
             <wp:extent cx="2343477" cy="1790950"/>
@@ -17376,6 +17115,9 @@
     <w:p/>
     <w:p>
       <w:r>
+        <w:rPr>
+          <w:noProof/>
+        </w:rPr>
         <w:drawing>
           <wp:inline distT="0" distB="0" distL="0" distR="0" wp14:anchorId="3AE3ADC2" wp14:editId="47C77F32">
             <wp:extent cx="2331462" cy="3035300"/>
@@ -17637,13 +17379,16 @@
           <w:lang w:eastAsia="cs-CZ"/>
         </w:rPr>
         <w:pict w14:anchorId="389F37E2">
-          <v:rect id="_x0000_i1027" style="width:730.5pt;height:1.5pt" o:hrpct="0" o:hralign="center" o:hrstd="t" o:hr="t" fillcolor="#a0a0a0" stroked="f"/>
+          <v:rect id="_x0000_i1025" style="width:730.5pt;height:1.5pt" o:hrpct="0" o:hralign="center" o:hrstd="t" o:hr="t" fillcolor="#a0a0a0" stroked="f"/>
         </w:pict>
       </w:r>
     </w:p>
     <w:p/>
     <w:p>
       <w:r>
+        <w:rPr>
+          <w:noProof/>
+        </w:rPr>
         <w:lastRenderedPageBreak/>
         <w:drawing>
           <wp:inline distT="0" distB="0" distL="0" distR="0" wp14:anchorId="028653A2" wp14:editId="4E6282C8">
@@ -18002,9 +17747,12 @@
     </w:p>
     <w:p>
       <w:r>
+        <w:rPr>
+          <w:noProof/>
+        </w:rPr>
         <w:lastRenderedPageBreak/>
         <w:drawing>
-          <wp:inline distT="0" distB="0" distL="0" distR="0" wp14:anchorId="0625BD98" wp14:editId="568A258F">
+          <wp:inline distT="0" distB="0" distL="0" distR="0" wp14:anchorId="0625BD98" wp14:editId="5AE1DDC5">
             <wp:extent cx="5759450" cy="3634105"/>
             <wp:effectExtent l="0" t="0" r="0" b="4445"/>
             <wp:docPr id="1811157317" name="Obrázek 1"/>
@@ -18019,7 +17767,19 @@
                     <pic:cNvPicPr/>
                   </pic:nvPicPr>
                   <pic:blipFill>
-                    <a:blip r:embed="rId30"/>
+                    <a:blip r:embed="rId30">
+                      <a:extLst>
+                        <a:ext uri="{BEBA8EAE-BF5A-486C-A8C5-ECC9F3942E4B}">
+                          <a14:imgProps xmlns:a14="http://schemas.microsoft.com/office/drawing/2010/main">
+                            <a14:imgLayer r:embed="rId31">
+                              <a14:imgEffect>
+                                <a14:saturation sat="0"/>
+                              </a14:imgEffect>
+                            </a14:imgLayer>
+                          </a14:imgProps>
+                        </a:ext>
+                      </a:extLst>
+                    </a:blip>
                     <a:stretch>
                       <a:fillRect/>
                     </a:stretch>
@@ -18605,8 +18365,8 @@
           <w:color w:val="000000"/>
         </w:rPr>
         <w:alias w:val="Bibliografie doplňku Citace PRO"/>
-        <w:tag w:val="citpro#b#1GLi"/>
-        <w:id w:val="-91549070"/>
+        <w:tag w:val="citpro#b#1jYq"/>
+        <w:id w:val="1334639636"/>
         <w:placeholder>
           <w:docPart w:val="DefaultPlaceholder_-1854013440"/>
         </w:placeholder>
@@ -18615,6 +18375,7 @@
       <w:sdtContent>
         <w:p>
           <w:pPr>
+            <w:ind w:firstLine="0"/>
             <w:rPr>
               <w:rFonts w:ascii="Calibri" w:hAnsi="Calibri" w:cs="Calibri"/>
               <w:color w:val="000000"/>
@@ -18634,8 +18395,8 @@
             <w:tblLook w:val="04A0" w:firstRow="1" w:lastRow="0" w:firstColumn="1" w:lastColumn="0" w:noHBand="0" w:noVBand="1"/>
           </w:tblPr>
           <w:tblGrid>
-            <w:gridCol w:w="717"/>
-            <w:gridCol w:w="8353"/>
+            <w:gridCol w:w="1409"/>
+            <w:gridCol w:w="7661"/>
           </w:tblGrid>
           <w:tr>
             <w:trPr>
@@ -18659,7 +18420,23 @@
                     <w:rFonts w:ascii="Calibri" w:eastAsia="Times New Roman" w:hAnsi="Calibri" w:cs="Calibri"/>
                     <w:color w:val="000000"/>
                   </w:rPr>
-                  <w:t xml:space="preserve">[1] </w:t>
+                  <w:t>[</w:t>
+                </w:r>
+                <w:proofErr w:type="spellStart"/>
+                <w:r>
+                  <w:rPr>
+                    <w:rFonts w:ascii="Calibri" w:eastAsia="Times New Roman" w:hAnsi="Calibri" w:cs="Calibri"/>
+                    <w:color w:val="000000"/>
+                  </w:rPr>
+                  <w:t>undefined</w:t>
+                </w:r>
+                <w:proofErr w:type="spellEnd"/>
+                <w:r>
+                  <w:rPr>
+                    <w:rFonts w:ascii="Calibri" w:eastAsia="Times New Roman" w:hAnsi="Calibri" w:cs="Calibri"/>
+                    <w:color w:val="000000"/>
+                  </w:rPr>
+                  <w:t xml:space="preserve">] </w:t>
                 </w:r>
               </w:p>
             </w:tc>
@@ -18735,7 +18512,7 @@
                   </w:rPr>
                   <w:t xml:space="preserve">. Online. Tohle se naučte, abyste mohli zlepšovat své strategie | FXstreet.cz. 2025. Dostupné z: </w:t>
                 </w:r>
-                <w:hyperlink r:id="rId31" w:history="1">
+                <w:hyperlink r:id="rId32" w:history="1">
                   <w:r>
                     <w:rPr>
                       <w:rStyle w:val="Hypertextovodkaz"/>
@@ -18776,7 +18553,23 @@
                     <w:rFonts w:ascii="Calibri" w:eastAsia="Times New Roman" w:hAnsi="Calibri" w:cs="Calibri"/>
                     <w:color w:val="000000"/>
                   </w:rPr>
-                  <w:t xml:space="preserve">[2] </w:t>
+                  <w:t>[</w:t>
+                </w:r>
+                <w:proofErr w:type="spellStart"/>
+                <w:r>
+                  <w:rPr>
+                    <w:rFonts w:ascii="Calibri" w:eastAsia="Times New Roman" w:hAnsi="Calibri" w:cs="Calibri"/>
+                    <w:color w:val="000000"/>
+                  </w:rPr>
+                  <w:t>undefined</w:t>
+                </w:r>
+                <w:proofErr w:type="spellEnd"/>
+                <w:r>
+                  <w:rPr>
+                    <w:rFonts w:ascii="Calibri" w:eastAsia="Times New Roman" w:hAnsi="Calibri" w:cs="Calibri"/>
+                    <w:color w:val="000000"/>
+                  </w:rPr>
+                  <w:t xml:space="preserve">] </w:t>
                 </w:r>
               </w:p>
             </w:tc>
@@ -18836,7 +18629,7 @@
                   </w:rPr>
                   <w:t xml:space="preserve">. Online. FXstreet.cz. 2011. Dostupné z: </w:t>
                 </w:r>
-                <w:hyperlink r:id="rId32" w:history="1">
+                <w:hyperlink r:id="rId33" w:history="1">
                   <w:r>
                     <w:rPr>
                       <w:rStyle w:val="Hypertextovodkaz"/>
@@ -18877,7 +18670,23 @@
                     <w:rFonts w:ascii="Calibri" w:eastAsia="Times New Roman" w:hAnsi="Calibri" w:cs="Calibri"/>
                     <w:color w:val="000000"/>
                   </w:rPr>
-                  <w:t xml:space="preserve">[3] </w:t>
+                  <w:t>[</w:t>
+                </w:r>
+                <w:proofErr w:type="spellStart"/>
+                <w:r>
+                  <w:rPr>
+                    <w:rFonts w:ascii="Calibri" w:eastAsia="Times New Roman" w:hAnsi="Calibri" w:cs="Calibri"/>
+                    <w:color w:val="000000"/>
+                  </w:rPr>
+                  <w:t>undefined</w:t>
+                </w:r>
+                <w:proofErr w:type="spellEnd"/>
+                <w:r>
+                  <w:rPr>
+                    <w:rFonts w:ascii="Calibri" w:eastAsia="Times New Roman" w:hAnsi="Calibri" w:cs="Calibri"/>
+                    <w:color w:val="000000"/>
+                  </w:rPr>
+                  <w:t xml:space="preserve">] </w:t>
                 </w:r>
               </w:p>
             </w:tc>
@@ -19055,7 +18864,7 @@
                   </w:rPr>
                   <w:t xml:space="preserve">. 2025. Dostupné z: </w:t>
                 </w:r>
-                <w:hyperlink r:id="rId33" w:history="1">
+                <w:hyperlink r:id="rId34" w:history="1">
                   <w:r>
                     <w:rPr>
                       <w:rStyle w:val="Hypertextovodkaz"/>
@@ -19096,7 +18905,23 @@
                     <w:rFonts w:ascii="Calibri" w:eastAsia="Times New Roman" w:hAnsi="Calibri" w:cs="Calibri"/>
                     <w:color w:val="000000"/>
                   </w:rPr>
-                  <w:t xml:space="preserve">[4] </w:t>
+                  <w:t>[</w:t>
+                </w:r>
+                <w:proofErr w:type="spellStart"/>
+                <w:r>
+                  <w:rPr>
+                    <w:rFonts w:ascii="Calibri" w:eastAsia="Times New Roman" w:hAnsi="Calibri" w:cs="Calibri"/>
+                    <w:color w:val="000000"/>
+                  </w:rPr>
+                  <w:t>undefined</w:t>
+                </w:r>
+                <w:proofErr w:type="spellEnd"/>
+                <w:r>
+                  <w:rPr>
+                    <w:rFonts w:ascii="Calibri" w:eastAsia="Times New Roman" w:hAnsi="Calibri" w:cs="Calibri"/>
+                    <w:color w:val="000000"/>
+                  </w:rPr>
+                  <w:t xml:space="preserve">] </w:t>
                 </w:r>
               </w:p>
             </w:tc>
@@ -19267,7 +19092,7 @@
                   </w:rPr>
                   <w:t xml:space="preserve">. ©2012-2026. Dostupné z: </w:t>
                 </w:r>
-                <w:hyperlink r:id="rId34" w:history="1">
+                <w:hyperlink r:id="rId35" w:history="1">
                   <w:r>
                     <w:rPr>
                       <w:rStyle w:val="Hypertextovodkaz"/>
@@ -19308,7 +19133,23 @@
                     <w:rFonts w:ascii="Calibri" w:eastAsia="Times New Roman" w:hAnsi="Calibri" w:cs="Calibri"/>
                     <w:color w:val="000000"/>
                   </w:rPr>
-                  <w:t xml:space="preserve">[5] </w:t>
+                  <w:t>[</w:t>
+                </w:r>
+                <w:proofErr w:type="spellStart"/>
+                <w:r>
+                  <w:rPr>
+                    <w:rFonts w:ascii="Calibri" w:eastAsia="Times New Roman" w:hAnsi="Calibri" w:cs="Calibri"/>
+                    <w:color w:val="000000"/>
+                  </w:rPr>
+                  <w:t>undefined</w:t>
+                </w:r>
+                <w:proofErr w:type="spellEnd"/>
+                <w:r>
+                  <w:rPr>
+                    <w:rFonts w:ascii="Calibri" w:eastAsia="Times New Roman" w:hAnsi="Calibri" w:cs="Calibri"/>
+                    <w:color w:val="000000"/>
+                  </w:rPr>
+                  <w:t xml:space="preserve">] </w:t>
                 </w:r>
               </w:p>
             </w:tc>
@@ -19377,7 +19218,7 @@
                   </w:rPr>
                   <w:t xml:space="preserve">. © 2004-2026. Dostupné z: </w:t>
                 </w:r>
-                <w:hyperlink r:id="rId35" w:history="1">
+                <w:hyperlink r:id="rId36" w:history="1">
                   <w:r>
                     <w:rPr>
                       <w:rStyle w:val="Hypertextovodkaz"/>
@@ -19418,7 +19259,23 @@
                     <w:rFonts w:ascii="Calibri" w:eastAsia="Times New Roman" w:hAnsi="Calibri" w:cs="Calibri"/>
                     <w:color w:val="000000"/>
                   </w:rPr>
-                  <w:t xml:space="preserve">[6] </w:t>
+                  <w:t>[</w:t>
+                </w:r>
+                <w:proofErr w:type="spellStart"/>
+                <w:r>
+                  <w:rPr>
+                    <w:rFonts w:ascii="Calibri" w:eastAsia="Times New Roman" w:hAnsi="Calibri" w:cs="Calibri"/>
+                    <w:color w:val="000000"/>
+                  </w:rPr>
+                  <w:t>undefined</w:t>
+                </w:r>
+                <w:proofErr w:type="spellEnd"/>
+                <w:r>
+                  <w:rPr>
+                    <w:rFonts w:ascii="Calibri" w:eastAsia="Times New Roman" w:hAnsi="Calibri" w:cs="Calibri"/>
+                    <w:color w:val="000000"/>
+                  </w:rPr>
+                  <w:t xml:space="preserve">] </w:t>
                 </w:r>
               </w:p>
             </w:tc>
@@ -19572,7 +19429,7 @@
                   </w:rPr>
                   <w:t xml:space="preserve"> Finance. 2025. Dostupné z: </w:t>
                 </w:r>
-                <w:hyperlink r:id="rId36" w:history="1">
+                <w:hyperlink r:id="rId37" w:history="1">
                   <w:r>
                     <w:rPr>
                       <w:rStyle w:val="Hypertextovodkaz"/>
@@ -19613,7 +19470,23 @@
                     <w:rFonts w:ascii="Calibri" w:eastAsia="Times New Roman" w:hAnsi="Calibri" w:cs="Calibri"/>
                     <w:color w:val="000000"/>
                   </w:rPr>
-                  <w:t xml:space="preserve">[7] </w:t>
+                  <w:t>[</w:t>
+                </w:r>
+                <w:proofErr w:type="spellStart"/>
+                <w:r>
+                  <w:rPr>
+                    <w:rFonts w:ascii="Calibri" w:eastAsia="Times New Roman" w:hAnsi="Calibri" w:cs="Calibri"/>
+                    <w:color w:val="000000"/>
+                  </w:rPr>
+                  <w:t>undefined</w:t>
+                </w:r>
+                <w:proofErr w:type="spellEnd"/>
+                <w:r>
+                  <w:rPr>
+                    <w:rFonts w:ascii="Calibri" w:eastAsia="Times New Roman" w:hAnsi="Calibri" w:cs="Calibri"/>
+                    <w:color w:val="000000"/>
+                  </w:rPr>
+                  <w:t xml:space="preserve">] </w:t>
                 </w:r>
               </w:p>
             </w:tc>
@@ -19696,7 +19569,7 @@
                   </w:rPr>
                   <w:t xml:space="preserve">. Dostupné z: </w:t>
                 </w:r>
-                <w:hyperlink r:id="rId37" w:history="1">
+                <w:hyperlink r:id="rId38" w:history="1">
                   <w:r>
                     <w:rPr>
                       <w:rStyle w:val="Hypertextovodkaz"/>
@@ -19737,7 +19610,23 @@
                     <w:rFonts w:ascii="Calibri" w:eastAsia="Times New Roman" w:hAnsi="Calibri" w:cs="Calibri"/>
                     <w:color w:val="000000"/>
                   </w:rPr>
-                  <w:t xml:space="preserve">[8] </w:t>
+                  <w:t>[</w:t>
+                </w:r>
+                <w:proofErr w:type="spellStart"/>
+                <w:r>
+                  <w:rPr>
+                    <w:rFonts w:ascii="Calibri" w:eastAsia="Times New Roman" w:hAnsi="Calibri" w:cs="Calibri"/>
+                    <w:color w:val="000000"/>
+                  </w:rPr>
+                  <w:t>undefined</w:t>
+                </w:r>
+                <w:proofErr w:type="spellEnd"/>
+                <w:r>
+                  <w:rPr>
+                    <w:rFonts w:ascii="Calibri" w:eastAsia="Times New Roman" w:hAnsi="Calibri" w:cs="Calibri"/>
+                    <w:color w:val="000000"/>
+                  </w:rPr>
+                  <w:t xml:space="preserve">] </w:t>
                 </w:r>
               </w:p>
             </w:tc>
@@ -19781,7 +19670,7 @@
                   </w:rPr>
                   <w:t xml:space="preserve">. Online. Finančník.cz. Https://www.financnik.cz. Dostupné z: </w:t>
                 </w:r>
-                <w:hyperlink r:id="rId38" w:history="1">
+                <w:hyperlink r:id="rId39" w:history="1">
                   <w:r>
                     <w:rPr>
                       <w:rStyle w:val="Hypertextovodkaz"/>
@@ -19822,7 +19711,23 @@
                     <w:rFonts w:ascii="Calibri" w:eastAsia="Times New Roman" w:hAnsi="Calibri" w:cs="Calibri"/>
                     <w:color w:val="000000"/>
                   </w:rPr>
-                  <w:t xml:space="preserve">[9] </w:t>
+                  <w:t>[</w:t>
+                </w:r>
+                <w:proofErr w:type="spellStart"/>
+                <w:r>
+                  <w:rPr>
+                    <w:rFonts w:ascii="Calibri" w:eastAsia="Times New Roman" w:hAnsi="Calibri" w:cs="Calibri"/>
+                    <w:color w:val="000000"/>
+                  </w:rPr>
+                  <w:t>undefined</w:t>
+                </w:r>
+                <w:proofErr w:type="spellEnd"/>
+                <w:r>
+                  <w:rPr>
+                    <w:rFonts w:ascii="Calibri" w:eastAsia="Times New Roman" w:hAnsi="Calibri" w:cs="Calibri"/>
+                    <w:color w:val="000000"/>
+                  </w:rPr>
+                  <w:t xml:space="preserve">] </w:t>
                 </w:r>
               </w:p>
             </w:tc>
@@ -19873,7 +19778,7 @@
                   </w:rPr>
                   <w:t xml:space="preserve">. Online. FXstreet.cz. 2024. Dostupné z: </w:t>
                 </w:r>
-                <w:hyperlink r:id="rId39" w:history="1">
+                <w:hyperlink r:id="rId40" w:history="1">
                   <w:r>
                     <w:rPr>
                       <w:rStyle w:val="Hypertextovodkaz"/>
@@ -19914,7 +19819,23 @@
                     <w:rFonts w:ascii="Calibri" w:eastAsia="Times New Roman" w:hAnsi="Calibri" w:cs="Calibri"/>
                     <w:color w:val="000000"/>
                   </w:rPr>
-                  <w:t xml:space="preserve">[10] </w:t>
+                  <w:t>[</w:t>
+                </w:r>
+                <w:proofErr w:type="spellStart"/>
+                <w:r>
+                  <w:rPr>
+                    <w:rFonts w:ascii="Calibri" w:eastAsia="Times New Roman" w:hAnsi="Calibri" w:cs="Calibri"/>
+                    <w:color w:val="000000"/>
+                  </w:rPr>
+                  <w:t>undefined</w:t>
+                </w:r>
+                <w:proofErr w:type="spellEnd"/>
+                <w:r>
+                  <w:rPr>
+                    <w:rFonts w:ascii="Calibri" w:eastAsia="Times New Roman" w:hAnsi="Calibri" w:cs="Calibri"/>
+                    <w:color w:val="000000"/>
+                  </w:rPr>
+                  <w:t xml:space="preserve">] </w:t>
                 </w:r>
               </w:p>
             </w:tc>
@@ -19974,7 +19895,7 @@
                   </w:rPr>
                   <w:t xml:space="preserve">. 2019. Dostupné z: </w:t>
                 </w:r>
-                <w:hyperlink r:id="rId40" w:history="1">
+                <w:hyperlink r:id="rId41" w:history="1">
                   <w:r>
                     <w:rPr>
                       <w:rStyle w:val="Hypertextovodkaz"/>
@@ -20015,7 +19936,23 @@
                     <w:rFonts w:ascii="Calibri" w:eastAsia="Times New Roman" w:hAnsi="Calibri" w:cs="Calibri"/>
                     <w:color w:val="000000"/>
                   </w:rPr>
-                  <w:t xml:space="preserve">[11] </w:t>
+                  <w:t>[</w:t>
+                </w:r>
+                <w:proofErr w:type="spellStart"/>
+                <w:r>
+                  <w:rPr>
+                    <w:rFonts w:ascii="Calibri" w:eastAsia="Times New Roman" w:hAnsi="Calibri" w:cs="Calibri"/>
+                    <w:color w:val="000000"/>
+                  </w:rPr>
+                  <w:t>undefined</w:t>
+                </w:r>
+                <w:proofErr w:type="spellEnd"/>
+                <w:r>
+                  <w:rPr>
+                    <w:rFonts w:ascii="Calibri" w:eastAsia="Times New Roman" w:hAnsi="Calibri" w:cs="Calibri"/>
+                    <w:color w:val="000000"/>
+                  </w:rPr>
+                  <w:t xml:space="preserve">] </w:t>
                 </w:r>
               </w:p>
             </w:tc>
@@ -20084,7 +20021,7 @@
                   </w:rPr>
                   <w:t xml:space="preserve">. Dostupné z: </w:t>
                 </w:r>
-                <w:hyperlink r:id="rId41" w:history="1">
+                <w:hyperlink r:id="rId42" w:history="1">
                   <w:r>
                     <w:rPr>
                       <w:rStyle w:val="Hypertextovodkaz"/>
@@ -20125,7 +20062,24 @@
                     <w:rFonts w:ascii="Calibri" w:eastAsia="Times New Roman" w:hAnsi="Calibri" w:cs="Calibri"/>
                     <w:color w:val="000000"/>
                   </w:rPr>
-                  <w:t xml:space="preserve">[12] </w:t>
+                  <w:lastRenderedPageBreak/>
+                  <w:t>[</w:t>
+                </w:r>
+                <w:proofErr w:type="spellStart"/>
+                <w:r>
+                  <w:rPr>
+                    <w:rFonts w:ascii="Calibri" w:eastAsia="Times New Roman" w:hAnsi="Calibri" w:cs="Calibri"/>
+                    <w:color w:val="000000"/>
+                  </w:rPr>
+                  <w:t>undefined</w:t>
+                </w:r>
+                <w:proofErr w:type="spellEnd"/>
+                <w:r>
+                  <w:rPr>
+                    <w:rFonts w:ascii="Calibri" w:eastAsia="Times New Roman" w:hAnsi="Calibri" w:cs="Calibri"/>
+                    <w:color w:val="000000"/>
+                  </w:rPr>
+                  <w:t xml:space="preserve">] </w:t>
                 </w:r>
               </w:p>
             </w:tc>
@@ -20181,7 +20135,7 @@
                   </w:rPr>
                   <w:t xml:space="preserve">. 2025. Dostupné z: </w:t>
                 </w:r>
-                <w:hyperlink r:id="rId42" w:history="1">
+                <w:hyperlink r:id="rId43" w:history="1">
                   <w:r>
                     <w:rPr>
                       <w:rStyle w:val="Hypertextovodkaz"/>
@@ -20222,7 +20176,23 @@
                     <w:rFonts w:ascii="Calibri" w:eastAsia="Times New Roman" w:hAnsi="Calibri" w:cs="Calibri"/>
                     <w:color w:val="000000"/>
                   </w:rPr>
-                  <w:t xml:space="preserve">[13] </w:t>
+                  <w:t>[</w:t>
+                </w:r>
+                <w:proofErr w:type="spellStart"/>
+                <w:r>
+                  <w:rPr>
+                    <w:rFonts w:ascii="Calibri" w:eastAsia="Times New Roman" w:hAnsi="Calibri" w:cs="Calibri"/>
+                    <w:color w:val="000000"/>
+                  </w:rPr>
+                  <w:t>undefined</w:t>
+                </w:r>
+                <w:proofErr w:type="spellEnd"/>
+                <w:r>
+                  <w:rPr>
+                    <w:rFonts w:ascii="Calibri" w:eastAsia="Times New Roman" w:hAnsi="Calibri" w:cs="Calibri"/>
+                    <w:color w:val="000000"/>
+                  </w:rPr>
+                  <w:t xml:space="preserve">] </w:t>
                 </w:r>
               </w:p>
             </w:tc>
@@ -20278,7 +20248,7 @@
                   </w:rPr>
                   <w:t xml:space="preserve">. 2026. Dostupné z: </w:t>
                 </w:r>
-                <w:hyperlink r:id="rId43" w:history="1">
+                <w:hyperlink r:id="rId44" w:history="1">
                   <w:r>
                     <w:rPr>
                       <w:rStyle w:val="Hypertextovodkaz"/>
@@ -20319,8 +20289,23 @@
                     <w:rFonts w:ascii="Calibri" w:eastAsia="Times New Roman" w:hAnsi="Calibri" w:cs="Calibri"/>
                     <w:color w:val="000000"/>
                   </w:rPr>
-                  <w:lastRenderedPageBreak/>
-                  <w:t xml:space="preserve">[14] </w:t>
+                  <w:t>[</w:t>
+                </w:r>
+                <w:proofErr w:type="spellStart"/>
+                <w:r>
+                  <w:rPr>
+                    <w:rFonts w:ascii="Calibri" w:eastAsia="Times New Roman" w:hAnsi="Calibri" w:cs="Calibri"/>
+                    <w:color w:val="000000"/>
+                  </w:rPr>
+                  <w:t>undefined</w:t>
+                </w:r>
+                <w:proofErr w:type="spellEnd"/>
+                <w:r>
+                  <w:rPr>
+                    <w:rFonts w:ascii="Calibri" w:eastAsia="Times New Roman" w:hAnsi="Calibri" w:cs="Calibri"/>
+                    <w:color w:val="000000"/>
+                  </w:rPr>
+                  <w:t xml:space="preserve">] </w:t>
                 </w:r>
               </w:p>
             </w:tc>
@@ -20360,7 +20345,7 @@
                   </w:rPr>
                   <w:t xml:space="preserve"> Online. COINMATE. Coinmate.io. 2024. Dostupné z: </w:t>
                 </w:r>
-                <w:hyperlink r:id="rId44" w:history="1">
+                <w:hyperlink r:id="rId45" w:history="1">
                   <w:r>
                     <w:rPr>
                       <w:rStyle w:val="Hypertextovodkaz"/>
@@ -20401,7 +20386,23 @@
                     <w:rFonts w:ascii="Calibri" w:eastAsia="Times New Roman" w:hAnsi="Calibri" w:cs="Calibri"/>
                     <w:color w:val="000000"/>
                   </w:rPr>
-                  <w:t xml:space="preserve">[15] </w:t>
+                  <w:t>[</w:t>
+                </w:r>
+                <w:proofErr w:type="spellStart"/>
+                <w:r>
+                  <w:rPr>
+                    <w:rFonts w:ascii="Calibri" w:eastAsia="Times New Roman" w:hAnsi="Calibri" w:cs="Calibri"/>
+                    <w:color w:val="000000"/>
+                  </w:rPr>
+                  <w:t>undefined</w:t>
+                </w:r>
+                <w:proofErr w:type="spellEnd"/>
+                <w:r>
+                  <w:rPr>
+                    <w:rFonts w:ascii="Calibri" w:eastAsia="Times New Roman" w:hAnsi="Calibri" w:cs="Calibri"/>
+                    <w:color w:val="000000"/>
+                  </w:rPr>
+                  <w:t xml:space="preserve">] </w:t>
                 </w:r>
               </w:p>
             </w:tc>
@@ -20461,7 +20462,7 @@
                   </w:rPr>
                   <w:t xml:space="preserve">. Online. FINEX. Finex.cz. 2024. Dostupné z: </w:t>
                 </w:r>
-                <w:hyperlink r:id="rId45" w:history="1">
+                <w:hyperlink r:id="rId46" w:history="1">
                   <w:r>
                     <w:rPr>
                       <w:rStyle w:val="Hypertextovodkaz"/>
@@ -20502,7 +20503,23 @@
                     <w:rFonts w:ascii="Calibri" w:eastAsia="Times New Roman" w:hAnsi="Calibri" w:cs="Calibri"/>
                     <w:color w:val="000000"/>
                   </w:rPr>
-                  <w:t xml:space="preserve">[16] </w:t>
+                  <w:t>[</w:t>
+                </w:r>
+                <w:proofErr w:type="spellStart"/>
+                <w:r>
+                  <w:rPr>
+                    <w:rFonts w:ascii="Calibri" w:eastAsia="Times New Roman" w:hAnsi="Calibri" w:cs="Calibri"/>
+                    <w:color w:val="000000"/>
+                  </w:rPr>
+                  <w:t>undefined</w:t>
+                </w:r>
+                <w:proofErr w:type="spellEnd"/>
+                <w:r>
+                  <w:rPr>
+                    <w:rFonts w:ascii="Calibri" w:eastAsia="Times New Roman" w:hAnsi="Calibri" w:cs="Calibri"/>
+                    <w:color w:val="000000"/>
+                  </w:rPr>
+                  <w:t xml:space="preserve">] </w:t>
                 </w:r>
               </w:p>
             </w:tc>
@@ -20758,25 +20775,9 @@
                     <w:rFonts w:ascii="Calibri" w:eastAsia="Times New Roman" w:hAnsi="Calibri" w:cs="Calibri"/>
                     <w:color w:val="000000"/>
                   </w:rPr>
-                  <w:t xml:space="preserve">. Online. BINANCE. </w:t>
-                </w:r>
-                <w:proofErr w:type="spellStart"/>
-                <w:r>
-                  <w:rPr>
-                    <w:rFonts w:ascii="Calibri" w:eastAsia="Times New Roman" w:hAnsi="Calibri" w:cs="Calibri"/>
-                    <w:color w:val="000000"/>
-                  </w:rPr>
-                  <w:t>Binance</w:t>
-                </w:r>
-                <w:proofErr w:type="spellEnd"/>
-                <w:r>
-                  <w:rPr>
-                    <w:rFonts w:ascii="Calibri" w:eastAsia="Times New Roman" w:hAnsi="Calibri" w:cs="Calibri"/>
-                    <w:color w:val="000000"/>
-                  </w:rPr>
-                  <w:t xml:space="preserve"> Square. 2024. Dostupné z: </w:t>
-                </w:r>
-                <w:hyperlink r:id="rId46" w:history="1">
+                  <w:t xml:space="preserve">. Online. BINANCE. Binance Square. 2024. Dostupné z: </w:t>
+                </w:r>
+                <w:hyperlink r:id="rId47" w:history="1">
                   <w:r>
                     <w:rPr>
                       <w:rStyle w:val="Hypertextovodkaz"/>
@@ -20817,7 +20818,23 @@
                     <w:rFonts w:ascii="Calibri" w:eastAsia="Times New Roman" w:hAnsi="Calibri" w:cs="Calibri"/>
                     <w:color w:val="000000"/>
                   </w:rPr>
-                  <w:t xml:space="preserve">[17] </w:t>
+                  <w:t>[</w:t>
+                </w:r>
+                <w:proofErr w:type="spellStart"/>
+                <w:r>
+                  <w:rPr>
+                    <w:rFonts w:ascii="Calibri" w:eastAsia="Times New Roman" w:hAnsi="Calibri" w:cs="Calibri"/>
+                    <w:color w:val="000000"/>
+                  </w:rPr>
+                  <w:t>undefined</w:t>
+                </w:r>
+                <w:proofErr w:type="spellEnd"/>
+                <w:r>
+                  <w:rPr>
+                    <w:rFonts w:ascii="Calibri" w:eastAsia="Times New Roman" w:hAnsi="Calibri" w:cs="Calibri"/>
+                    <w:color w:val="000000"/>
+                  </w:rPr>
+                  <w:t xml:space="preserve">] </w:t>
                 </w:r>
               </w:p>
             </w:tc>
@@ -20899,7 +20916,7 @@
                     <w:iCs/>
                     <w:color w:val="000000"/>
                   </w:rPr>
-                  <w:t xml:space="preserve"> in </w:t>
+                  <w:t xml:space="preserve"> in Crypto </w:t>
                 </w:r>
                 <w:proofErr w:type="spellStart"/>
                 <w:r>
@@ -20909,7 +20926,7 @@
                     <w:iCs/>
                     <w:color w:val="000000"/>
                   </w:rPr>
-                  <w:t>Crypto</w:t>
+                  <w:t>Trading</w:t>
                 </w:r>
                 <w:proofErr w:type="spellEnd"/>
                 <w:r>
@@ -20919,26 +20936,6 @@
                     <w:iCs/>
                     <w:color w:val="000000"/>
                   </w:rPr>
-                  <w:t xml:space="preserve"> </w:t>
-                </w:r>
-                <w:proofErr w:type="spellStart"/>
-                <w:r>
-                  <w:rPr>
-                    <w:rFonts w:ascii="Calibri" w:eastAsia="Times New Roman" w:hAnsi="Calibri" w:cs="Calibri"/>
-                    <w:i/>
-                    <w:iCs/>
-                    <w:color w:val="000000"/>
-                  </w:rPr>
-                  <w:t>Trading</w:t>
-                </w:r>
-                <w:proofErr w:type="spellEnd"/>
-                <w:r>
-                  <w:rPr>
-                    <w:rFonts w:ascii="Calibri" w:eastAsia="Times New Roman" w:hAnsi="Calibri" w:cs="Calibri"/>
-                    <w:i/>
-                    <w:iCs/>
-                    <w:color w:val="000000"/>
-                  </w:rPr>
                   <w:t>?</w:t>
                 </w:r>
                 <w:r>
@@ -20946,41 +20943,9 @@
                     <w:rFonts w:ascii="Calibri" w:eastAsia="Times New Roman" w:hAnsi="Calibri" w:cs="Calibri"/>
                     <w:color w:val="000000"/>
                   </w:rPr>
-                  <w:t xml:space="preserve"> Online. </w:t>
-                </w:r>
-                <w:proofErr w:type="spellStart"/>
-                <w:r>
-                  <w:rPr>
-                    <w:rFonts w:ascii="Calibri" w:eastAsia="Times New Roman" w:hAnsi="Calibri" w:cs="Calibri"/>
-                    <w:color w:val="000000"/>
-                  </w:rPr>
-                  <w:t>Binance</w:t>
-                </w:r>
-                <w:proofErr w:type="spellEnd"/>
-                <w:r>
-                  <w:rPr>
-                    <w:rFonts w:ascii="Calibri" w:eastAsia="Times New Roman" w:hAnsi="Calibri" w:cs="Calibri"/>
-                    <w:color w:val="000000"/>
-                  </w:rPr>
-                  <w:t xml:space="preserve"> </w:t>
-                </w:r>
-                <w:proofErr w:type="spellStart"/>
-                <w:r>
-                  <w:rPr>
-                    <w:rFonts w:ascii="Calibri" w:eastAsia="Times New Roman" w:hAnsi="Calibri" w:cs="Calibri"/>
-                    <w:color w:val="000000"/>
-                  </w:rPr>
-                  <w:t>Academy</w:t>
-                </w:r>
-                <w:proofErr w:type="spellEnd"/>
-                <w:r>
-                  <w:rPr>
-                    <w:rFonts w:ascii="Calibri" w:eastAsia="Times New Roman" w:hAnsi="Calibri" w:cs="Calibri"/>
-                    <w:color w:val="000000"/>
-                  </w:rPr>
-                  <w:t xml:space="preserve">. C2025. Dostupné z: </w:t>
-                </w:r>
-                <w:hyperlink r:id="rId47" w:history="1">
+                  <w:t xml:space="preserve"> Online. Binance Academy. C2025. Dostupné z: </w:t>
+                </w:r>
+                <w:hyperlink r:id="rId48" w:history="1">
                   <w:r>
                     <w:rPr>
                       <w:rStyle w:val="Hypertextovodkaz"/>
@@ -21021,7 +20986,23 @@
                     <w:rFonts w:ascii="Calibri" w:eastAsia="Times New Roman" w:hAnsi="Calibri" w:cs="Calibri"/>
                     <w:color w:val="000000"/>
                   </w:rPr>
-                  <w:t xml:space="preserve">[18] </w:t>
+                  <w:t>[</w:t>
+                </w:r>
+                <w:proofErr w:type="spellStart"/>
+                <w:r>
+                  <w:rPr>
+                    <w:rFonts w:ascii="Calibri" w:eastAsia="Times New Roman" w:hAnsi="Calibri" w:cs="Calibri"/>
+                    <w:color w:val="000000"/>
+                  </w:rPr>
+                  <w:t>undefined</w:t>
+                </w:r>
+                <w:proofErr w:type="spellEnd"/>
+                <w:r>
+                  <w:rPr>
+                    <w:rFonts w:ascii="Calibri" w:eastAsia="Times New Roman" w:hAnsi="Calibri" w:cs="Calibri"/>
+                    <w:color w:val="000000"/>
+                  </w:rPr>
+                  <w:t xml:space="preserve">] </w:t>
                 </w:r>
               </w:p>
             </w:tc>
@@ -21123,7 +21104,7 @@
                     <w:iCs/>
                     <w:color w:val="000000"/>
                   </w:rPr>
-                  <w:t xml:space="preserve"> </w:t>
+                  <w:t xml:space="preserve"> Binance </w:t>
                 </w:r>
                 <w:proofErr w:type="spellStart"/>
                 <w:r>
@@ -21133,53 +21114,17 @@
                     <w:iCs/>
                     <w:color w:val="000000"/>
                   </w:rPr>
-                  <w:t>Binance</w:t>
+                  <w:t>Analytics</w:t>
                 </w:r>
                 <w:proofErr w:type="spellEnd"/>
                 <w:r>
                   <w:rPr>
                     <w:rFonts w:ascii="Calibri" w:eastAsia="Times New Roman" w:hAnsi="Calibri" w:cs="Calibri"/>
-                    <w:i/>
-                    <w:iCs/>
-                    <w:color w:val="000000"/>
-                  </w:rPr>
-                  <w:t xml:space="preserve"> </w:t>
-                </w:r>
-                <w:proofErr w:type="spellStart"/>
-                <w:r>
-                  <w:rPr>
-                    <w:rFonts w:ascii="Calibri" w:eastAsia="Times New Roman" w:hAnsi="Calibri" w:cs="Calibri"/>
-                    <w:i/>
-                    <w:iCs/>
-                    <w:color w:val="000000"/>
-                  </w:rPr>
-                  <w:t>Analytics</w:t>
-                </w:r>
-                <w:proofErr w:type="spellEnd"/>
-                <w:r>
-                  <w:rPr>
-                    <w:rFonts w:ascii="Calibri" w:eastAsia="Times New Roman" w:hAnsi="Calibri" w:cs="Calibri"/>
-                    <w:color w:val="000000"/>
-                  </w:rPr>
-                  <w:t xml:space="preserve">. Online. </w:t>
-                </w:r>
-                <w:proofErr w:type="spellStart"/>
-                <w:r>
-                  <w:rPr>
-                    <w:rFonts w:ascii="Calibri" w:eastAsia="Times New Roman" w:hAnsi="Calibri" w:cs="Calibri"/>
-                    <w:color w:val="000000"/>
-                  </w:rPr>
-                  <w:t>Binance</w:t>
-                </w:r>
-                <w:proofErr w:type="spellEnd"/>
-                <w:r>
-                  <w:rPr>
-                    <w:rFonts w:ascii="Calibri" w:eastAsia="Times New Roman" w:hAnsi="Calibri" w:cs="Calibri"/>
-                    <w:color w:val="000000"/>
-                  </w:rPr>
-                  <w:t xml:space="preserve"> Blog. C2025. Dostupné z: </w:t>
-                </w:r>
-                <w:hyperlink r:id="rId48" w:history="1">
+                    <w:color w:val="000000"/>
+                  </w:rPr>
+                  <w:t xml:space="preserve">. Online. Binance Blog. C2025. Dostupné z: </w:t>
+                </w:r>
+                <w:hyperlink r:id="rId49" w:history="1">
                   <w:r>
                     <w:rPr>
                       <w:rStyle w:val="Hypertextovodkaz"/>
@@ -21220,7 +21165,23 @@
                     <w:rFonts w:ascii="Calibri" w:eastAsia="Times New Roman" w:hAnsi="Calibri" w:cs="Calibri"/>
                     <w:color w:val="000000"/>
                   </w:rPr>
-                  <w:t xml:space="preserve">[19] </w:t>
+                  <w:t>[</w:t>
+                </w:r>
+                <w:proofErr w:type="spellStart"/>
+                <w:r>
+                  <w:rPr>
+                    <w:rFonts w:ascii="Calibri" w:eastAsia="Times New Roman" w:hAnsi="Calibri" w:cs="Calibri"/>
+                    <w:color w:val="000000"/>
+                  </w:rPr>
+                  <w:t>undefined</w:t>
+                </w:r>
+                <w:proofErr w:type="spellEnd"/>
+                <w:r>
+                  <w:rPr>
+                    <w:rFonts w:ascii="Calibri" w:eastAsia="Times New Roman" w:hAnsi="Calibri" w:cs="Calibri"/>
+                    <w:color w:val="000000"/>
+                  </w:rPr>
+                  <w:t xml:space="preserve">] </w:t>
                 </w:r>
               </w:p>
             </w:tc>
@@ -21322,7 +21283,7 @@
                     <w:iCs/>
                     <w:color w:val="000000"/>
                   </w:rPr>
-                  <w:t xml:space="preserve"> </w:t>
+                  <w:t xml:space="preserve"> Binance </w:t>
                 </w:r>
                 <w:proofErr w:type="spellStart"/>
                 <w:r>
@@ -21332,53 +21293,17 @@
                     <w:iCs/>
                     <w:color w:val="000000"/>
                   </w:rPr>
-                  <w:t>Binance</w:t>
+                  <w:t>Analytics</w:t>
                 </w:r>
                 <w:proofErr w:type="spellEnd"/>
                 <w:r>
                   <w:rPr>
                     <w:rFonts w:ascii="Calibri" w:eastAsia="Times New Roman" w:hAnsi="Calibri" w:cs="Calibri"/>
-                    <w:i/>
-                    <w:iCs/>
-                    <w:color w:val="000000"/>
-                  </w:rPr>
-                  <w:t xml:space="preserve"> </w:t>
-                </w:r>
-                <w:proofErr w:type="spellStart"/>
-                <w:r>
-                  <w:rPr>
-                    <w:rFonts w:ascii="Calibri" w:eastAsia="Times New Roman" w:hAnsi="Calibri" w:cs="Calibri"/>
-                    <w:i/>
-                    <w:iCs/>
-                    <w:color w:val="000000"/>
-                  </w:rPr>
-                  <w:t>Analytics</w:t>
-                </w:r>
-                <w:proofErr w:type="spellEnd"/>
-                <w:r>
-                  <w:rPr>
-                    <w:rFonts w:ascii="Calibri" w:eastAsia="Times New Roman" w:hAnsi="Calibri" w:cs="Calibri"/>
-                    <w:color w:val="000000"/>
-                  </w:rPr>
-                  <w:t xml:space="preserve">. Online. </w:t>
-                </w:r>
-                <w:proofErr w:type="spellStart"/>
-                <w:r>
-                  <w:rPr>
-                    <w:rFonts w:ascii="Calibri" w:eastAsia="Times New Roman" w:hAnsi="Calibri" w:cs="Calibri"/>
-                    <w:color w:val="000000"/>
-                  </w:rPr>
-                  <w:t>Binance</w:t>
-                </w:r>
-                <w:proofErr w:type="spellEnd"/>
-                <w:r>
-                  <w:rPr>
-                    <w:rFonts w:ascii="Calibri" w:eastAsia="Times New Roman" w:hAnsi="Calibri" w:cs="Calibri"/>
-                    <w:color w:val="000000"/>
-                  </w:rPr>
-                  <w:t xml:space="preserve"> Blog. C2025. Dostupné z: </w:t>
-                </w:r>
-                <w:hyperlink r:id="rId49" w:history="1">
+                    <w:color w:val="000000"/>
+                  </w:rPr>
+                  <w:t xml:space="preserve">. Online. Binance Blog. C2025. Dostupné z: </w:t>
+                </w:r>
+                <w:hyperlink r:id="rId50" w:history="1">
                   <w:r>
                     <w:rPr>
                       <w:rStyle w:val="Hypertextovodkaz"/>
@@ -21419,7 +21344,23 @@
                     <w:rFonts w:ascii="Calibri" w:eastAsia="Times New Roman" w:hAnsi="Calibri" w:cs="Calibri"/>
                     <w:color w:val="000000"/>
                   </w:rPr>
-                  <w:t xml:space="preserve">[20] </w:t>
+                  <w:t>[</w:t>
+                </w:r>
+                <w:proofErr w:type="spellStart"/>
+                <w:r>
+                  <w:rPr>
+                    <w:rFonts w:ascii="Calibri" w:eastAsia="Times New Roman" w:hAnsi="Calibri" w:cs="Calibri"/>
+                    <w:color w:val="000000"/>
+                  </w:rPr>
+                  <w:t>undefined</w:t>
+                </w:r>
+                <w:proofErr w:type="spellEnd"/>
+                <w:r>
+                  <w:rPr>
+                    <w:rFonts w:ascii="Calibri" w:eastAsia="Times New Roman" w:hAnsi="Calibri" w:cs="Calibri"/>
+                    <w:color w:val="000000"/>
+                  </w:rPr>
+                  <w:t xml:space="preserve">] </w:t>
                 </w:r>
               </w:p>
             </w:tc>
@@ -21548,41 +21489,9 @@
                     <w:rFonts w:ascii="Calibri" w:eastAsia="Times New Roman" w:hAnsi="Calibri" w:cs="Calibri"/>
                     <w:color w:val="000000"/>
                   </w:rPr>
-                  <w:t xml:space="preserve">. Online. BINANCE. </w:t>
-                </w:r>
-                <w:proofErr w:type="spellStart"/>
-                <w:r>
-                  <w:rPr>
-                    <w:rFonts w:ascii="Calibri" w:eastAsia="Times New Roman" w:hAnsi="Calibri" w:cs="Calibri"/>
-                    <w:color w:val="000000"/>
-                  </w:rPr>
-                  <w:t>Binance</w:t>
-                </w:r>
-                <w:proofErr w:type="spellEnd"/>
-                <w:r>
-                  <w:rPr>
-                    <w:rFonts w:ascii="Calibri" w:eastAsia="Times New Roman" w:hAnsi="Calibri" w:cs="Calibri"/>
-                    <w:color w:val="000000"/>
-                  </w:rPr>
-                  <w:t xml:space="preserve"> </w:t>
-                </w:r>
-                <w:proofErr w:type="spellStart"/>
-                <w:r>
-                  <w:rPr>
-                    <w:rFonts w:ascii="Calibri" w:eastAsia="Times New Roman" w:hAnsi="Calibri" w:cs="Calibri"/>
-                    <w:color w:val="000000"/>
-                  </w:rPr>
-                  <w:t>Academy</w:t>
-                </w:r>
-                <w:proofErr w:type="spellEnd"/>
-                <w:r>
-                  <w:rPr>
-                    <w:rFonts w:ascii="Calibri" w:eastAsia="Times New Roman" w:hAnsi="Calibri" w:cs="Calibri"/>
-                    <w:color w:val="000000"/>
-                  </w:rPr>
-                  <w:t xml:space="preserve">. C2025. Dostupné z: </w:t>
-                </w:r>
-                <w:hyperlink r:id="rId50" w:history="1">
+                  <w:t xml:space="preserve">. Online. BINANCE. Binance Academy. C2025. Dostupné z: </w:t>
+                </w:r>
+                <w:hyperlink r:id="rId51" w:history="1">
                   <w:r>
                     <w:rPr>
                       <w:rStyle w:val="Hypertextovodkaz"/>
@@ -21623,7 +21532,23 @@
                     <w:rFonts w:ascii="Calibri" w:eastAsia="Times New Roman" w:hAnsi="Calibri" w:cs="Calibri"/>
                     <w:color w:val="000000"/>
                   </w:rPr>
-                  <w:t xml:space="preserve">[21] </w:t>
+                  <w:t>[</w:t>
+                </w:r>
+                <w:proofErr w:type="spellStart"/>
+                <w:r>
+                  <w:rPr>
+                    <w:rFonts w:ascii="Calibri" w:eastAsia="Times New Roman" w:hAnsi="Calibri" w:cs="Calibri"/>
+                    <w:color w:val="000000"/>
+                  </w:rPr>
+                  <w:t>undefined</w:t>
+                </w:r>
+                <w:proofErr w:type="spellEnd"/>
+                <w:r>
+                  <w:rPr>
+                    <w:rFonts w:ascii="Calibri" w:eastAsia="Times New Roman" w:hAnsi="Calibri" w:cs="Calibri"/>
+                    <w:color w:val="000000"/>
+                  </w:rPr>
+                  <w:t xml:space="preserve">] </w:t>
                 </w:r>
               </w:p>
             </w:tc>
@@ -21703,41 +21628,9 @@
                     <w:rFonts w:ascii="Calibri" w:eastAsia="Times New Roman" w:hAnsi="Calibri" w:cs="Calibri"/>
                     <w:color w:val="000000"/>
                   </w:rPr>
-                  <w:t xml:space="preserve">. Online. </w:t>
-                </w:r>
-                <w:proofErr w:type="spellStart"/>
-                <w:r>
-                  <w:rPr>
-                    <w:rFonts w:ascii="Calibri" w:eastAsia="Times New Roman" w:hAnsi="Calibri" w:cs="Calibri"/>
-                    <w:color w:val="000000"/>
-                  </w:rPr>
-                  <w:t>Binance</w:t>
-                </w:r>
-                <w:proofErr w:type="spellEnd"/>
-                <w:r>
-                  <w:rPr>
-                    <w:rFonts w:ascii="Calibri" w:eastAsia="Times New Roman" w:hAnsi="Calibri" w:cs="Calibri"/>
-                    <w:color w:val="000000"/>
-                  </w:rPr>
-                  <w:t xml:space="preserve"> </w:t>
-                </w:r>
-                <w:proofErr w:type="spellStart"/>
-                <w:r>
-                  <w:rPr>
-                    <w:rFonts w:ascii="Calibri" w:eastAsia="Times New Roman" w:hAnsi="Calibri" w:cs="Calibri"/>
-                    <w:color w:val="000000"/>
-                  </w:rPr>
-                  <w:t>Academy</w:t>
-                </w:r>
-                <w:proofErr w:type="spellEnd"/>
-                <w:r>
-                  <w:rPr>
-                    <w:rFonts w:ascii="Calibri" w:eastAsia="Times New Roman" w:hAnsi="Calibri" w:cs="Calibri"/>
-                    <w:color w:val="000000"/>
-                  </w:rPr>
-                  <w:t xml:space="preserve">. C2025. Dostupné z: </w:t>
-                </w:r>
-                <w:hyperlink r:id="rId51" w:history="1">
+                  <w:t xml:space="preserve">. Online. Binance Academy. C2025. Dostupné z: </w:t>
+                </w:r>
+                <w:hyperlink r:id="rId52" w:history="1">
                   <w:r>
                     <w:rPr>
                       <w:rStyle w:val="Hypertextovodkaz"/>
@@ -21778,7 +21671,23 @@
                     <w:rFonts w:ascii="Calibri" w:eastAsia="Times New Roman" w:hAnsi="Calibri" w:cs="Calibri"/>
                     <w:color w:val="000000"/>
                   </w:rPr>
-                  <w:t xml:space="preserve">[22] </w:t>
+                  <w:t>[</w:t>
+                </w:r>
+                <w:proofErr w:type="spellStart"/>
+                <w:r>
+                  <w:rPr>
+                    <w:rFonts w:ascii="Calibri" w:eastAsia="Times New Roman" w:hAnsi="Calibri" w:cs="Calibri"/>
+                    <w:color w:val="000000"/>
+                  </w:rPr>
+                  <w:t>undefined</w:t>
+                </w:r>
+                <w:proofErr w:type="spellEnd"/>
+                <w:r>
+                  <w:rPr>
+                    <w:rFonts w:ascii="Calibri" w:eastAsia="Times New Roman" w:hAnsi="Calibri" w:cs="Calibri"/>
+                    <w:color w:val="000000"/>
+                  </w:rPr>
+                  <w:t xml:space="preserve">] </w:t>
                 </w:r>
               </w:p>
             </w:tc>
@@ -21887,41 +21796,9 @@
                     <w:rFonts w:ascii="Calibri" w:eastAsia="Times New Roman" w:hAnsi="Calibri" w:cs="Calibri"/>
                     <w:color w:val="000000"/>
                   </w:rPr>
-                  <w:t xml:space="preserve">. Online. BINANCE. </w:t>
-                </w:r>
-                <w:proofErr w:type="spellStart"/>
-                <w:r>
-                  <w:rPr>
-                    <w:rFonts w:ascii="Calibri" w:eastAsia="Times New Roman" w:hAnsi="Calibri" w:cs="Calibri"/>
-                    <w:color w:val="000000"/>
-                  </w:rPr>
-                  <w:t>Binance</w:t>
-                </w:r>
-                <w:proofErr w:type="spellEnd"/>
-                <w:r>
-                  <w:rPr>
-                    <w:rFonts w:ascii="Calibri" w:eastAsia="Times New Roman" w:hAnsi="Calibri" w:cs="Calibri"/>
-                    <w:color w:val="000000"/>
-                  </w:rPr>
-                  <w:t xml:space="preserve"> </w:t>
-                </w:r>
-                <w:proofErr w:type="spellStart"/>
-                <w:r>
-                  <w:rPr>
-                    <w:rFonts w:ascii="Calibri" w:eastAsia="Times New Roman" w:hAnsi="Calibri" w:cs="Calibri"/>
-                    <w:color w:val="000000"/>
-                  </w:rPr>
-                  <w:t>Academy</w:t>
-                </w:r>
-                <w:proofErr w:type="spellEnd"/>
-                <w:r>
-                  <w:rPr>
-                    <w:rFonts w:ascii="Calibri" w:eastAsia="Times New Roman" w:hAnsi="Calibri" w:cs="Calibri"/>
-                    <w:color w:val="000000"/>
-                  </w:rPr>
-                  <w:t xml:space="preserve">. C2025. Dostupné z: </w:t>
-                </w:r>
-                <w:hyperlink r:id="rId52" w:history="1">
+                  <w:t xml:space="preserve">. Online. BINANCE. Binance Academy. C2025. Dostupné z: </w:t>
+                </w:r>
+                <w:hyperlink r:id="rId53" w:history="1">
                   <w:r>
                     <w:rPr>
                       <w:rStyle w:val="Hypertextovodkaz"/>
@@ -21962,7 +21839,23 @@
                     <w:rFonts w:ascii="Calibri" w:eastAsia="Times New Roman" w:hAnsi="Calibri" w:cs="Calibri"/>
                     <w:color w:val="000000"/>
                   </w:rPr>
-                  <w:t xml:space="preserve">[23] </w:t>
+                  <w:t>[</w:t>
+                </w:r>
+                <w:proofErr w:type="spellStart"/>
+                <w:r>
+                  <w:rPr>
+                    <w:rFonts w:ascii="Calibri" w:eastAsia="Times New Roman" w:hAnsi="Calibri" w:cs="Calibri"/>
+                    <w:color w:val="000000"/>
+                  </w:rPr>
+                  <w:t>undefined</w:t>
+                </w:r>
+                <w:proofErr w:type="spellEnd"/>
+                <w:r>
+                  <w:rPr>
+                    <w:rFonts w:ascii="Calibri" w:eastAsia="Times New Roman" w:hAnsi="Calibri" w:cs="Calibri"/>
+                    <w:color w:val="000000"/>
+                  </w:rPr>
+                  <w:t xml:space="preserve">] </w:t>
                 </w:r>
               </w:p>
             </w:tc>
@@ -22064,7 +21957,7 @@
                     <w:iCs/>
                     <w:color w:val="000000"/>
                   </w:rPr>
-                  <w:t xml:space="preserve"> </w:t>
+                  <w:t xml:space="preserve"> Binance </w:t>
                 </w:r>
                 <w:proofErr w:type="spellStart"/>
                 <w:r>
@@ -22074,53 +21967,17 @@
                     <w:iCs/>
                     <w:color w:val="000000"/>
                   </w:rPr>
-                  <w:t>Binance</w:t>
+                  <w:t>Analytics</w:t>
                 </w:r>
                 <w:proofErr w:type="spellEnd"/>
                 <w:r>
                   <w:rPr>
                     <w:rFonts w:ascii="Calibri" w:eastAsia="Times New Roman" w:hAnsi="Calibri" w:cs="Calibri"/>
-                    <w:i/>
-                    <w:iCs/>
-                    <w:color w:val="000000"/>
-                  </w:rPr>
-                  <w:t xml:space="preserve"> </w:t>
-                </w:r>
-                <w:proofErr w:type="spellStart"/>
-                <w:r>
-                  <w:rPr>
-                    <w:rFonts w:ascii="Calibri" w:eastAsia="Times New Roman" w:hAnsi="Calibri" w:cs="Calibri"/>
-                    <w:i/>
-                    <w:iCs/>
-                    <w:color w:val="000000"/>
-                  </w:rPr>
-                  <w:t>Analytics</w:t>
-                </w:r>
-                <w:proofErr w:type="spellEnd"/>
-                <w:r>
-                  <w:rPr>
-                    <w:rFonts w:ascii="Calibri" w:eastAsia="Times New Roman" w:hAnsi="Calibri" w:cs="Calibri"/>
-                    <w:color w:val="000000"/>
-                  </w:rPr>
-                  <w:t xml:space="preserve">. Online. BINANCE. </w:t>
-                </w:r>
-                <w:proofErr w:type="spellStart"/>
-                <w:r>
-                  <w:rPr>
-                    <w:rFonts w:ascii="Calibri" w:eastAsia="Times New Roman" w:hAnsi="Calibri" w:cs="Calibri"/>
-                    <w:color w:val="000000"/>
-                  </w:rPr>
-                  <w:t>Binance</w:t>
-                </w:r>
-                <w:proofErr w:type="spellEnd"/>
-                <w:r>
-                  <w:rPr>
-                    <w:rFonts w:ascii="Calibri" w:eastAsia="Times New Roman" w:hAnsi="Calibri" w:cs="Calibri"/>
-                    <w:color w:val="000000"/>
-                  </w:rPr>
-                  <w:t xml:space="preserve"> Blog. C2025. Dostupné z: </w:t>
-                </w:r>
-                <w:hyperlink r:id="rId53" w:history="1">
+                    <w:color w:val="000000"/>
+                  </w:rPr>
+                  <w:t xml:space="preserve">. Online. BINANCE. Binance Blog. C2025. Dostupné z: </w:t>
+                </w:r>
+                <w:hyperlink r:id="rId54" w:history="1">
                   <w:r>
                     <w:rPr>
                       <w:rStyle w:val="Hypertextovodkaz"/>
@@ -22161,7 +22018,24 @@
                     <w:rFonts w:ascii="Calibri" w:eastAsia="Times New Roman" w:hAnsi="Calibri" w:cs="Calibri"/>
                     <w:color w:val="000000"/>
                   </w:rPr>
-                  <w:t xml:space="preserve">[24] </w:t>
+                  <w:lastRenderedPageBreak/>
+                  <w:t>[</w:t>
+                </w:r>
+                <w:proofErr w:type="spellStart"/>
+                <w:r>
+                  <w:rPr>
+                    <w:rFonts w:ascii="Calibri" w:eastAsia="Times New Roman" w:hAnsi="Calibri" w:cs="Calibri"/>
+                    <w:color w:val="000000"/>
+                  </w:rPr>
+                  <w:t>undefined</w:t>
+                </w:r>
+                <w:proofErr w:type="spellEnd"/>
+                <w:r>
+                  <w:rPr>
+                    <w:rFonts w:ascii="Calibri" w:eastAsia="Times New Roman" w:hAnsi="Calibri" w:cs="Calibri"/>
+                    <w:color w:val="000000"/>
+                  </w:rPr>
+                  <w:t xml:space="preserve">] </w:t>
                 </w:r>
               </w:p>
             </w:tc>
@@ -22270,41 +22144,9 @@
                     <w:rFonts w:ascii="Calibri" w:eastAsia="Times New Roman" w:hAnsi="Calibri" w:cs="Calibri"/>
                     <w:color w:val="000000"/>
                   </w:rPr>
-                  <w:t xml:space="preserve">. Online. </w:t>
-                </w:r>
-                <w:proofErr w:type="spellStart"/>
-                <w:r>
-                  <w:rPr>
-                    <w:rFonts w:ascii="Calibri" w:eastAsia="Times New Roman" w:hAnsi="Calibri" w:cs="Calibri"/>
-                    <w:color w:val="000000"/>
-                  </w:rPr>
-                  <w:t>Binance</w:t>
-                </w:r>
-                <w:proofErr w:type="spellEnd"/>
-                <w:r>
-                  <w:rPr>
-                    <w:rFonts w:ascii="Calibri" w:eastAsia="Times New Roman" w:hAnsi="Calibri" w:cs="Calibri"/>
-                    <w:color w:val="000000"/>
-                  </w:rPr>
-                  <w:t xml:space="preserve"> </w:t>
-                </w:r>
-                <w:proofErr w:type="spellStart"/>
-                <w:r>
-                  <w:rPr>
-                    <w:rFonts w:ascii="Calibri" w:eastAsia="Times New Roman" w:hAnsi="Calibri" w:cs="Calibri"/>
-                    <w:color w:val="000000"/>
-                  </w:rPr>
-                  <w:t>Academy</w:t>
-                </w:r>
-                <w:proofErr w:type="spellEnd"/>
-                <w:r>
-                  <w:rPr>
-                    <w:rFonts w:ascii="Calibri" w:eastAsia="Times New Roman" w:hAnsi="Calibri" w:cs="Calibri"/>
-                    <w:color w:val="000000"/>
-                  </w:rPr>
-                  <w:t xml:space="preserve">. C2025. Dostupné z: </w:t>
-                </w:r>
-                <w:hyperlink r:id="rId54" w:history="1">
+                  <w:t xml:space="preserve">. Online. Binance Academy. C2025. Dostupné z: </w:t>
+                </w:r>
+                <w:hyperlink r:id="rId55" w:history="1">
                   <w:r>
                     <w:rPr>
                       <w:rStyle w:val="Hypertextovodkaz"/>
@@ -22345,7 +22187,23 @@
                     <w:rFonts w:ascii="Calibri" w:eastAsia="Times New Roman" w:hAnsi="Calibri" w:cs="Calibri"/>
                     <w:color w:val="000000"/>
                   </w:rPr>
-                  <w:t xml:space="preserve">[25] </w:t>
+                  <w:t>[</w:t>
+                </w:r>
+                <w:proofErr w:type="spellStart"/>
+                <w:r>
+                  <w:rPr>
+                    <w:rFonts w:ascii="Calibri" w:eastAsia="Times New Roman" w:hAnsi="Calibri" w:cs="Calibri"/>
+                    <w:color w:val="000000"/>
+                  </w:rPr>
+                  <w:t>undefined</w:t>
+                </w:r>
+                <w:proofErr w:type="spellEnd"/>
+                <w:r>
+                  <w:rPr>
+                    <w:rFonts w:ascii="Calibri" w:eastAsia="Times New Roman" w:hAnsi="Calibri" w:cs="Calibri"/>
+                    <w:color w:val="000000"/>
+                  </w:rPr>
+                  <w:t xml:space="preserve">] </w:t>
                 </w:r>
               </w:p>
             </w:tc>
@@ -22387,7 +22245,7 @@
                     <w:iCs/>
                     <w:color w:val="000000"/>
                   </w:rPr>
-                  <w:t xml:space="preserve"> Are </w:t>
+                  <w:t xml:space="preserve"> Are Crypto </w:t>
                 </w:r>
                 <w:proofErr w:type="spellStart"/>
                 <w:r>
@@ -22397,7 +22255,7 @@
                     <w:iCs/>
                     <w:color w:val="000000"/>
                   </w:rPr>
-                  <w:t>Crypto</w:t>
+                  <w:t>Trading</w:t>
                 </w:r>
                 <w:proofErr w:type="spellEnd"/>
                 <w:r>
@@ -22417,7 +22275,7 @@
                     <w:iCs/>
                     <w:color w:val="000000"/>
                   </w:rPr>
-                  <w:t>Trading</w:t>
+                  <w:t>Bots</w:t>
                 </w:r>
                 <w:proofErr w:type="spellEnd"/>
                 <w:r>
@@ -22427,7 +22285,7 @@
                     <w:iCs/>
                     <w:color w:val="000000"/>
                   </w:rPr>
-                  <w:t xml:space="preserve"> </w:t>
+                  <w:t xml:space="preserve"> and </w:t>
                 </w:r>
                 <w:proofErr w:type="spellStart"/>
                 <w:r>
@@ -22437,7 +22295,7 @@
                     <w:iCs/>
                     <w:color w:val="000000"/>
                   </w:rPr>
-                  <w:t>Bots</w:t>
+                  <w:t>How</w:t>
                 </w:r>
                 <w:proofErr w:type="spellEnd"/>
                 <w:r>
@@ -22447,7 +22305,7 @@
                     <w:iCs/>
                     <w:color w:val="000000"/>
                   </w:rPr>
-                  <w:t xml:space="preserve"> and </w:t>
+                  <w:t xml:space="preserve"> Do They </w:t>
                 </w:r>
                 <w:proofErr w:type="spellStart"/>
                 <w:r>
@@ -22457,7 +22315,7 @@
                     <w:iCs/>
                     <w:color w:val="000000"/>
                   </w:rPr>
-                  <w:t>How</w:t>
+                  <w:t>Work</w:t>
                 </w:r>
                 <w:proofErr w:type="spellEnd"/>
                 <w:r>
@@ -22467,26 +22325,6 @@
                     <w:iCs/>
                     <w:color w:val="000000"/>
                   </w:rPr>
-                  <w:t xml:space="preserve"> Do They </w:t>
-                </w:r>
-                <w:proofErr w:type="spellStart"/>
-                <w:r>
-                  <w:rPr>
-                    <w:rFonts w:ascii="Calibri" w:eastAsia="Times New Roman" w:hAnsi="Calibri" w:cs="Calibri"/>
-                    <w:i/>
-                    <w:iCs/>
-                    <w:color w:val="000000"/>
-                  </w:rPr>
-                  <w:t>Work</w:t>
-                </w:r>
-                <w:proofErr w:type="spellEnd"/>
-                <w:r>
-                  <w:rPr>
-                    <w:rFonts w:ascii="Calibri" w:eastAsia="Times New Roman" w:hAnsi="Calibri" w:cs="Calibri"/>
-                    <w:i/>
-                    <w:iCs/>
-                    <w:color w:val="000000"/>
-                  </w:rPr>
                   <w:t>?</w:t>
                 </w:r>
                 <w:r>
@@ -22494,41 +22332,9 @@
                     <w:rFonts w:ascii="Calibri" w:eastAsia="Times New Roman" w:hAnsi="Calibri" w:cs="Calibri"/>
                     <w:color w:val="000000"/>
                   </w:rPr>
-                  <w:t xml:space="preserve"> Online. BINANCE. </w:t>
-                </w:r>
-                <w:proofErr w:type="spellStart"/>
-                <w:r>
-                  <w:rPr>
-                    <w:rFonts w:ascii="Calibri" w:eastAsia="Times New Roman" w:hAnsi="Calibri" w:cs="Calibri"/>
-                    <w:color w:val="000000"/>
-                  </w:rPr>
-                  <w:t>Binance</w:t>
-                </w:r>
-                <w:proofErr w:type="spellEnd"/>
-                <w:r>
-                  <w:rPr>
-                    <w:rFonts w:ascii="Calibri" w:eastAsia="Times New Roman" w:hAnsi="Calibri" w:cs="Calibri"/>
-                    <w:color w:val="000000"/>
-                  </w:rPr>
-                  <w:t xml:space="preserve"> </w:t>
-                </w:r>
-                <w:proofErr w:type="spellStart"/>
-                <w:r>
-                  <w:rPr>
-                    <w:rFonts w:ascii="Calibri" w:eastAsia="Times New Roman" w:hAnsi="Calibri" w:cs="Calibri"/>
-                    <w:color w:val="000000"/>
-                  </w:rPr>
-                  <w:t>Academy</w:t>
-                </w:r>
-                <w:proofErr w:type="spellEnd"/>
-                <w:r>
-                  <w:rPr>
-                    <w:rFonts w:ascii="Calibri" w:eastAsia="Times New Roman" w:hAnsi="Calibri" w:cs="Calibri"/>
-                    <w:color w:val="000000"/>
-                  </w:rPr>
-                  <w:t xml:space="preserve">. C2025. Dostupné z: </w:t>
-                </w:r>
-                <w:hyperlink r:id="rId55" w:history="1">
+                  <w:t xml:space="preserve"> Online. BINANCE. Binance Academy. C2025. Dostupné z: </w:t>
+                </w:r>
+                <w:hyperlink r:id="rId56" w:history="1">
                   <w:r>
                     <w:rPr>
                       <w:rStyle w:val="Hypertextovodkaz"/>
@@ -22569,8 +22375,23 @@
                     <w:rFonts w:ascii="Calibri" w:eastAsia="Times New Roman" w:hAnsi="Calibri" w:cs="Calibri"/>
                     <w:color w:val="000000"/>
                   </w:rPr>
-                  <w:lastRenderedPageBreak/>
-                  <w:t xml:space="preserve">[26] </w:t>
+                  <w:t>[</w:t>
+                </w:r>
+                <w:proofErr w:type="spellStart"/>
+                <w:r>
+                  <w:rPr>
+                    <w:rFonts w:ascii="Calibri" w:eastAsia="Times New Roman" w:hAnsi="Calibri" w:cs="Calibri"/>
+                    <w:color w:val="000000"/>
+                  </w:rPr>
+                  <w:t>undefined</w:t>
+                </w:r>
+                <w:proofErr w:type="spellEnd"/>
+                <w:r>
+                  <w:rPr>
+                    <w:rFonts w:ascii="Calibri" w:eastAsia="Times New Roman" w:hAnsi="Calibri" w:cs="Calibri"/>
+                    <w:color w:val="000000"/>
+                  </w:rPr>
+                  <w:t xml:space="preserve">] </w:t>
                 </w:r>
               </w:p>
             </w:tc>
@@ -22632,7 +22453,7 @@
                     <w:iCs/>
                     <w:color w:val="000000"/>
                   </w:rPr>
-                  <w:t xml:space="preserve"> to </w:t>
+                  <w:t xml:space="preserve"> to Binance </w:t>
                 </w:r>
                 <w:proofErr w:type="spellStart"/>
                 <w:r>
@@ -22642,7 +22463,7 @@
                     <w:iCs/>
                     <w:color w:val="000000"/>
                   </w:rPr>
-                  <w:t>Binance</w:t>
+                  <w:t>Trading</w:t>
                 </w:r>
                 <w:proofErr w:type="spellEnd"/>
                 <w:r>
@@ -22662,69 +22483,17 @@
                     <w:iCs/>
                     <w:color w:val="000000"/>
                   </w:rPr>
-                  <w:t>Trading</w:t>
+                  <w:t>Bots</w:t>
                 </w:r>
                 <w:proofErr w:type="spellEnd"/>
                 <w:r>
                   <w:rPr>
                     <w:rFonts w:ascii="Calibri" w:eastAsia="Times New Roman" w:hAnsi="Calibri" w:cs="Calibri"/>
-                    <w:i/>
-                    <w:iCs/>
-                    <w:color w:val="000000"/>
-                  </w:rPr>
-                  <w:t xml:space="preserve"> </w:t>
-                </w:r>
-                <w:proofErr w:type="spellStart"/>
-                <w:r>
-                  <w:rPr>
-                    <w:rFonts w:ascii="Calibri" w:eastAsia="Times New Roman" w:hAnsi="Calibri" w:cs="Calibri"/>
-                    <w:i/>
-                    <w:iCs/>
-                    <w:color w:val="000000"/>
-                  </w:rPr>
-                  <w:t>Bots</w:t>
-                </w:r>
-                <w:proofErr w:type="spellEnd"/>
-                <w:r>
-                  <w:rPr>
-                    <w:rFonts w:ascii="Calibri" w:eastAsia="Times New Roman" w:hAnsi="Calibri" w:cs="Calibri"/>
-                    <w:color w:val="000000"/>
-                  </w:rPr>
-                  <w:t xml:space="preserve">. Online. BINANCE. </w:t>
-                </w:r>
-                <w:proofErr w:type="spellStart"/>
-                <w:r>
-                  <w:rPr>
-                    <w:rFonts w:ascii="Calibri" w:eastAsia="Times New Roman" w:hAnsi="Calibri" w:cs="Calibri"/>
-                    <w:color w:val="000000"/>
-                  </w:rPr>
-                  <w:t>Binance</w:t>
-                </w:r>
-                <w:proofErr w:type="spellEnd"/>
-                <w:r>
-                  <w:rPr>
-                    <w:rFonts w:ascii="Calibri" w:eastAsia="Times New Roman" w:hAnsi="Calibri" w:cs="Calibri"/>
-                    <w:color w:val="000000"/>
-                  </w:rPr>
-                  <w:t xml:space="preserve"> </w:t>
-                </w:r>
-                <w:proofErr w:type="spellStart"/>
-                <w:r>
-                  <w:rPr>
-                    <w:rFonts w:ascii="Calibri" w:eastAsia="Times New Roman" w:hAnsi="Calibri" w:cs="Calibri"/>
-                    <w:color w:val="000000"/>
-                  </w:rPr>
-                  <w:t>Academy</w:t>
-                </w:r>
-                <w:proofErr w:type="spellEnd"/>
-                <w:r>
-                  <w:rPr>
-                    <w:rFonts w:ascii="Calibri" w:eastAsia="Times New Roman" w:hAnsi="Calibri" w:cs="Calibri"/>
-                    <w:color w:val="000000"/>
-                  </w:rPr>
-                  <w:t xml:space="preserve">. C2025. Dostupné z: </w:t>
-                </w:r>
-                <w:hyperlink r:id="rId56" w:history="1">
+                    <w:color w:val="000000"/>
+                  </w:rPr>
+                  <w:t xml:space="preserve">. Online. BINANCE. Binance Academy. C2025. Dostupné z: </w:t>
+                </w:r>
+                <w:hyperlink r:id="rId57" w:history="1">
                   <w:r>
                     <w:rPr>
                       <w:rStyle w:val="Hypertextovodkaz"/>
@@ -22765,7 +22534,23 @@
                     <w:rFonts w:ascii="Calibri" w:eastAsia="Times New Roman" w:hAnsi="Calibri" w:cs="Calibri"/>
                     <w:color w:val="000000"/>
                   </w:rPr>
-                  <w:t xml:space="preserve">[27] </w:t>
+                  <w:t>[</w:t>
+                </w:r>
+                <w:proofErr w:type="spellStart"/>
+                <w:r>
+                  <w:rPr>
+                    <w:rFonts w:ascii="Calibri" w:eastAsia="Times New Roman" w:hAnsi="Calibri" w:cs="Calibri"/>
+                    <w:color w:val="000000"/>
+                  </w:rPr>
+                  <w:t>undefined</w:t>
+                </w:r>
+                <w:proofErr w:type="spellEnd"/>
+                <w:r>
+                  <w:rPr>
+                    <w:rFonts w:ascii="Calibri" w:eastAsia="Times New Roman" w:hAnsi="Calibri" w:cs="Calibri"/>
+                    <w:color w:val="000000"/>
+                  </w:rPr>
+                  <w:t xml:space="preserve">] </w:t>
                 </w:r>
               </w:p>
             </w:tc>
@@ -22925,25 +22710,9 @@
                     <w:rFonts w:ascii="Calibri" w:eastAsia="Times New Roman" w:hAnsi="Calibri" w:cs="Calibri"/>
                     <w:color w:val="000000"/>
                   </w:rPr>
-                  <w:t xml:space="preserve">. Online. </w:t>
-                </w:r>
-                <w:proofErr w:type="spellStart"/>
-                <w:r>
-                  <w:rPr>
-                    <w:rFonts w:ascii="Calibri" w:eastAsia="Times New Roman" w:hAnsi="Calibri" w:cs="Calibri"/>
-                    <w:color w:val="000000"/>
-                  </w:rPr>
-                  <w:t>Binance</w:t>
-                </w:r>
-                <w:proofErr w:type="spellEnd"/>
-                <w:r>
-                  <w:rPr>
-                    <w:rFonts w:ascii="Calibri" w:eastAsia="Times New Roman" w:hAnsi="Calibri" w:cs="Calibri"/>
-                    <w:color w:val="000000"/>
-                  </w:rPr>
-                  <w:t xml:space="preserve"> Square. 2024. Dostupné z: </w:t>
-                </w:r>
-                <w:hyperlink r:id="rId57" w:history="1">
+                  <w:t xml:space="preserve">. Online. Binance Square. 2024. Dostupné z: </w:t>
+                </w:r>
+                <w:hyperlink r:id="rId58" w:history="1">
                   <w:r>
                     <w:rPr>
                       <w:rStyle w:val="Hypertextovodkaz"/>
@@ -22984,7 +22753,23 @@
                     <w:rFonts w:ascii="Calibri" w:eastAsia="Times New Roman" w:hAnsi="Calibri" w:cs="Calibri"/>
                     <w:color w:val="000000"/>
                   </w:rPr>
-                  <w:t xml:space="preserve">[28] </w:t>
+                  <w:t>[</w:t>
+                </w:r>
+                <w:proofErr w:type="spellStart"/>
+                <w:r>
+                  <w:rPr>
+                    <w:rFonts w:ascii="Calibri" w:eastAsia="Times New Roman" w:hAnsi="Calibri" w:cs="Calibri"/>
+                    <w:color w:val="000000"/>
+                  </w:rPr>
+                  <w:t>undefined</w:t>
+                </w:r>
+                <w:proofErr w:type="spellEnd"/>
+                <w:r>
+                  <w:rPr>
+                    <w:rFonts w:ascii="Calibri" w:eastAsia="Times New Roman" w:hAnsi="Calibri" w:cs="Calibri"/>
+                    <w:color w:val="000000"/>
+                  </w:rPr>
+                  <w:t xml:space="preserve">] </w:t>
                 </w:r>
               </w:p>
             </w:tc>
@@ -23024,7 +22809,7 @@
                   </w:rPr>
                   <w:t xml:space="preserve">. Online. Vlastní Bitcoin strategie, bez emocí. Dostupné z: </w:t>
                 </w:r>
-                <w:hyperlink r:id="rId58" w:history="1">
+                <w:hyperlink r:id="rId59" w:history="1">
                   <w:r>
                     <w:rPr>
                       <w:rStyle w:val="Hypertextovodkaz"/>
@@ -23065,7 +22850,23 @@
                     <w:rFonts w:ascii="Calibri" w:eastAsia="Times New Roman" w:hAnsi="Calibri" w:cs="Calibri"/>
                     <w:color w:val="000000"/>
                   </w:rPr>
-                  <w:t xml:space="preserve">[29] </w:t>
+                  <w:t>[</w:t>
+                </w:r>
+                <w:proofErr w:type="spellStart"/>
+                <w:r>
+                  <w:rPr>
+                    <w:rFonts w:ascii="Calibri" w:eastAsia="Times New Roman" w:hAnsi="Calibri" w:cs="Calibri"/>
+                    <w:color w:val="000000"/>
+                  </w:rPr>
+                  <w:t>undefined</w:t>
+                </w:r>
+                <w:proofErr w:type="spellEnd"/>
+                <w:r>
+                  <w:rPr>
+                    <w:rFonts w:ascii="Calibri" w:eastAsia="Times New Roman" w:hAnsi="Calibri" w:cs="Calibri"/>
+                    <w:color w:val="000000"/>
+                  </w:rPr>
+                  <w:t xml:space="preserve">] </w:t>
                 </w:r>
               </w:p>
             </w:tc>
@@ -23105,7 +22906,7 @@
                   </w:rPr>
                   <w:t xml:space="preserve">. Online. Coinmate.io. 2022. Dostupné z: </w:t>
                 </w:r>
-                <w:hyperlink r:id="rId59" w:history="1">
+                <w:hyperlink r:id="rId60" w:history="1">
                   <w:r>
                     <w:rPr>
                       <w:rStyle w:val="Hypertextovodkaz"/>
@@ -23146,7 +22947,23 @@
                     <w:rFonts w:ascii="Calibri" w:eastAsia="Times New Roman" w:hAnsi="Calibri" w:cs="Calibri"/>
                     <w:color w:val="000000"/>
                   </w:rPr>
-                  <w:t xml:space="preserve">[30] </w:t>
+                  <w:t>[</w:t>
+                </w:r>
+                <w:proofErr w:type="spellStart"/>
+                <w:r>
+                  <w:rPr>
+                    <w:rFonts w:ascii="Calibri" w:eastAsia="Times New Roman" w:hAnsi="Calibri" w:cs="Calibri"/>
+                    <w:color w:val="000000"/>
+                  </w:rPr>
+                  <w:t>undefined</w:t>
+                </w:r>
+                <w:proofErr w:type="spellEnd"/>
+                <w:r>
+                  <w:rPr>
+                    <w:rFonts w:ascii="Calibri" w:eastAsia="Times New Roman" w:hAnsi="Calibri" w:cs="Calibri"/>
+                    <w:color w:val="000000"/>
+                  </w:rPr>
+                  <w:t xml:space="preserve">] </w:t>
                 </w:r>
               </w:p>
             </w:tc>
@@ -23179,7 +22996,7 @@
                   </w:rPr>
                   <w:t xml:space="preserve">. Online. Vlastní Bitcoin strategie, bez emocí. Dostupné z: </w:t>
                 </w:r>
-                <w:hyperlink r:id="rId60" w:history="1">
+                <w:hyperlink r:id="rId61" w:history="1">
                   <w:r>
                     <w:rPr>
                       <w:rStyle w:val="Hypertextovodkaz"/>
@@ -23220,7 +23037,23 @@
                     <w:rFonts w:ascii="Calibri" w:eastAsia="Times New Roman" w:hAnsi="Calibri" w:cs="Calibri"/>
                     <w:color w:val="000000"/>
                   </w:rPr>
-                  <w:t xml:space="preserve">[31] </w:t>
+                  <w:t>[</w:t>
+                </w:r>
+                <w:proofErr w:type="spellStart"/>
+                <w:r>
+                  <w:rPr>
+                    <w:rFonts w:ascii="Calibri" w:eastAsia="Times New Roman" w:hAnsi="Calibri" w:cs="Calibri"/>
+                    <w:color w:val="000000"/>
+                  </w:rPr>
+                  <w:t>undefined</w:t>
+                </w:r>
+                <w:proofErr w:type="spellEnd"/>
+                <w:r>
+                  <w:rPr>
+                    <w:rFonts w:ascii="Calibri" w:eastAsia="Times New Roman" w:hAnsi="Calibri" w:cs="Calibri"/>
+                    <w:color w:val="000000"/>
+                  </w:rPr>
+                  <w:t xml:space="preserve">] </w:t>
                 </w:r>
               </w:p>
             </w:tc>
@@ -23276,7 +23109,7 @@
                   </w:rPr>
                   <w:t xml:space="preserve"> -. © 2026. Dostupné z: </w:t>
                 </w:r>
-                <w:hyperlink r:id="rId61" w:history="1">
+                <w:hyperlink r:id="rId62" w:history="1">
                   <w:r>
                     <w:rPr>
                       <w:rStyle w:val="Hypertextovodkaz"/>
@@ -23317,7 +23150,23 @@
                     <w:rFonts w:ascii="Calibri" w:eastAsia="Times New Roman" w:hAnsi="Calibri" w:cs="Calibri"/>
                     <w:color w:val="000000"/>
                   </w:rPr>
-                  <w:t xml:space="preserve">[32] </w:t>
+                  <w:t>[</w:t>
+                </w:r>
+                <w:proofErr w:type="spellStart"/>
+                <w:r>
+                  <w:rPr>
+                    <w:rFonts w:ascii="Calibri" w:eastAsia="Times New Roman" w:hAnsi="Calibri" w:cs="Calibri"/>
+                    <w:color w:val="000000"/>
+                  </w:rPr>
+                  <w:t>undefined</w:t>
+                </w:r>
+                <w:proofErr w:type="spellEnd"/>
+                <w:r>
+                  <w:rPr>
+                    <w:rFonts w:ascii="Calibri" w:eastAsia="Times New Roman" w:hAnsi="Calibri" w:cs="Calibri"/>
+                    <w:color w:val="000000"/>
+                  </w:rPr>
+                  <w:t xml:space="preserve">] </w:t>
                 </w:r>
               </w:p>
             </w:tc>
@@ -23384,7 +23233,7 @@
                   </w:rPr>
                   <w:t xml:space="preserve"> -. © 2026. Dostupné z: </w:t>
                 </w:r>
-                <w:hyperlink r:id="rId62" w:history="1">
+                <w:hyperlink r:id="rId63" w:history="1">
                   <w:r>
                     <w:rPr>
                       <w:rStyle w:val="Hypertextovodkaz"/>
@@ -23425,7 +23274,23 @@
                     <w:rFonts w:ascii="Calibri" w:eastAsia="Times New Roman" w:hAnsi="Calibri" w:cs="Calibri"/>
                     <w:color w:val="000000"/>
                   </w:rPr>
-                  <w:t xml:space="preserve">[33] </w:t>
+                  <w:t>[</w:t>
+                </w:r>
+                <w:proofErr w:type="spellStart"/>
+                <w:r>
+                  <w:rPr>
+                    <w:rFonts w:ascii="Calibri" w:eastAsia="Times New Roman" w:hAnsi="Calibri" w:cs="Calibri"/>
+                    <w:color w:val="000000"/>
+                  </w:rPr>
+                  <w:t>undefined</w:t>
+                </w:r>
+                <w:proofErr w:type="spellEnd"/>
+                <w:r>
+                  <w:rPr>
+                    <w:rFonts w:ascii="Calibri" w:eastAsia="Times New Roman" w:hAnsi="Calibri" w:cs="Calibri"/>
+                    <w:color w:val="000000"/>
+                  </w:rPr>
+                  <w:t xml:space="preserve">] </w:t>
                 </w:r>
               </w:p>
             </w:tc>
@@ -23449,72 +23314,32 @@
                     <w:iCs/>
                     <w:color w:val="000000"/>
                   </w:rPr>
-                  <w:t xml:space="preserve">RECENZE: Portu </w:t>
+                  <w:t>RECENZE: Portu Crypto – investování do kryptoměn: Portu Crypto – investování do kryptoměn</w:t>
+                </w:r>
+                <w:r>
+                  <w:rPr>
+                    <w:rFonts w:ascii="Calibri" w:eastAsia="Times New Roman" w:hAnsi="Calibri" w:cs="Calibri"/>
+                    <w:color w:val="000000"/>
+                  </w:rPr>
+                  <w:t xml:space="preserve">. Online. </w:t>
                 </w:r>
                 <w:proofErr w:type="spellStart"/>
                 <w:r>
                   <w:rPr>
                     <w:rFonts w:ascii="Calibri" w:eastAsia="Times New Roman" w:hAnsi="Calibri" w:cs="Calibri"/>
-                    <w:i/>
-                    <w:iCs/>
-                    <w:color w:val="000000"/>
-                  </w:rPr>
-                  <w:t>Crypto</w:t>
+                    <w:color w:val="000000"/>
+                  </w:rPr>
+                  <w:t>Fintree</w:t>
                 </w:r>
                 <w:proofErr w:type="spellEnd"/>
                 <w:r>
                   <w:rPr>
                     <w:rFonts w:ascii="Calibri" w:eastAsia="Times New Roman" w:hAnsi="Calibri" w:cs="Calibri"/>
-                    <w:i/>
-                    <w:iCs/>
-                    <w:color w:val="000000"/>
-                  </w:rPr>
-                  <w:t xml:space="preserve"> – investování do kryptoměn: Portu </w:t>
-                </w:r>
-                <w:proofErr w:type="spellStart"/>
-                <w:r>
-                  <w:rPr>
-                    <w:rFonts w:ascii="Calibri" w:eastAsia="Times New Roman" w:hAnsi="Calibri" w:cs="Calibri"/>
-                    <w:i/>
-                    <w:iCs/>
-                    <w:color w:val="000000"/>
-                  </w:rPr>
-                  <w:t>Crypto</w:t>
-                </w:r>
-                <w:proofErr w:type="spellEnd"/>
-                <w:r>
-                  <w:rPr>
-                    <w:rFonts w:ascii="Calibri" w:eastAsia="Times New Roman" w:hAnsi="Calibri" w:cs="Calibri"/>
-                    <w:i/>
-                    <w:iCs/>
-                    <w:color w:val="000000"/>
-                  </w:rPr>
-                  <w:t xml:space="preserve"> – investování do kryptoměn</w:t>
-                </w:r>
-                <w:r>
-                  <w:rPr>
-                    <w:rFonts w:ascii="Calibri" w:eastAsia="Times New Roman" w:hAnsi="Calibri" w:cs="Calibri"/>
-                    <w:color w:val="000000"/>
-                  </w:rPr>
-                  <w:t xml:space="preserve">. Online. </w:t>
-                </w:r>
-                <w:proofErr w:type="spellStart"/>
-                <w:r>
-                  <w:rPr>
-                    <w:rFonts w:ascii="Calibri" w:eastAsia="Times New Roman" w:hAnsi="Calibri" w:cs="Calibri"/>
-                    <w:color w:val="000000"/>
-                  </w:rPr>
-                  <w:t>Fintree</w:t>
-                </w:r>
-                <w:proofErr w:type="spellEnd"/>
-                <w:r>
-                  <w:rPr>
-                    <w:rFonts w:ascii="Calibri" w:eastAsia="Times New Roman" w:hAnsi="Calibri" w:cs="Calibri"/>
                     <w:color w:val="000000"/>
                   </w:rPr>
                   <w:t xml:space="preserve">. 2022. Dostupné z: </w:t>
                 </w:r>
-                <w:hyperlink r:id="rId63" w:history="1">
+                <w:hyperlink r:id="rId64" w:history="1">
                   <w:r>
                     <w:rPr>
                       <w:rStyle w:val="Hypertextovodkaz"/>
@@ -23555,7 +23380,23 @@
                     <w:rFonts w:ascii="Calibri" w:eastAsia="Times New Roman" w:hAnsi="Calibri" w:cs="Calibri"/>
                     <w:color w:val="000000"/>
                   </w:rPr>
-                  <w:t xml:space="preserve">[34] </w:t>
+                  <w:t>[</w:t>
+                </w:r>
+                <w:proofErr w:type="spellStart"/>
+                <w:r>
+                  <w:rPr>
+                    <w:rFonts w:ascii="Calibri" w:eastAsia="Times New Roman" w:hAnsi="Calibri" w:cs="Calibri"/>
+                    <w:color w:val="000000"/>
+                  </w:rPr>
+                  <w:t>undefined</w:t>
+                </w:r>
+                <w:proofErr w:type="spellEnd"/>
+                <w:r>
+                  <w:rPr>
+                    <w:rFonts w:ascii="Calibri" w:eastAsia="Times New Roman" w:hAnsi="Calibri" w:cs="Calibri"/>
+                    <w:color w:val="000000"/>
+                  </w:rPr>
+                  <w:t xml:space="preserve">] </w:t>
                 </w:r>
               </w:p>
             </w:tc>
@@ -23572,7 +23413,6 @@
                     <w:color w:val="000000"/>
                   </w:rPr>
                 </w:pPr>
-                <w:proofErr w:type="spellStart"/>
                 <w:r>
                   <w:rPr>
                     <w:rFonts w:ascii="Calibri" w:eastAsia="Times New Roman" w:hAnsi="Calibri" w:cs="Calibri"/>
@@ -23580,9 +23420,9 @@
                     <w:iCs/>
                     <w:color w:val="000000"/>
                   </w:rPr>
-                  <w:t>Crypto</w:t>
-                </w:r>
-                <w:proofErr w:type="spellEnd"/>
+                  <w:t xml:space="preserve">Crypto </w:t>
+                </w:r>
+                <w:proofErr w:type="spellStart"/>
                 <w:r>
                   <w:rPr>
                     <w:rFonts w:ascii="Calibri" w:eastAsia="Times New Roman" w:hAnsi="Calibri" w:cs="Calibri"/>
@@ -23590,9 +23430,9 @@
                     <w:iCs/>
                     <w:color w:val="000000"/>
                   </w:rPr>
-                  <w:t xml:space="preserve"> </w:t>
-                </w:r>
-                <w:proofErr w:type="spellStart"/>
+                  <w:t>Trading</w:t>
+                </w:r>
+                <w:proofErr w:type="spellEnd"/>
                 <w:r>
                   <w:rPr>
                     <w:rFonts w:ascii="Calibri" w:eastAsia="Times New Roman" w:hAnsi="Calibri" w:cs="Calibri"/>
@@ -23600,9 +23440,9 @@
                     <w:iCs/>
                     <w:color w:val="000000"/>
                   </w:rPr>
-                  <w:t>Trading</w:t>
-                </w:r>
-                <w:proofErr w:type="spellEnd"/>
+                  <w:t xml:space="preserve"> </w:t>
+                </w:r>
+                <w:proofErr w:type="spellStart"/>
                 <w:r>
                   <w:rPr>
                     <w:rFonts w:ascii="Calibri" w:eastAsia="Times New Roman" w:hAnsi="Calibri" w:cs="Calibri"/>
@@ -23610,16 +23450,6 @@
                     <w:iCs/>
                     <w:color w:val="000000"/>
                   </w:rPr>
-                  <w:t xml:space="preserve"> </w:t>
-                </w:r>
-                <w:proofErr w:type="spellStart"/>
-                <w:r>
-                  <w:rPr>
-                    <w:rFonts w:ascii="Calibri" w:eastAsia="Times New Roman" w:hAnsi="Calibri" w:cs="Calibri"/>
-                    <w:i/>
-                    <w:iCs/>
-                    <w:color w:val="000000"/>
-                  </w:rPr>
                   <w:t>Bots</w:t>
                 </w:r>
                 <w:proofErr w:type="spellEnd"/>
@@ -23630,7 +23460,7 @@
                   </w:rPr>
                   <w:t xml:space="preserve">. Online. Nenalezený vydavatel. © 2026. Dostupné z: </w:t>
                 </w:r>
-                <w:hyperlink r:id="rId64" w:history="1">
+                <w:hyperlink r:id="rId65" w:history="1">
                   <w:r>
                     <w:rPr>
                       <w:rStyle w:val="Hypertextovodkaz"/>
@@ -23671,7 +23501,23 @@
                     <w:rFonts w:ascii="Calibri" w:eastAsia="Times New Roman" w:hAnsi="Calibri" w:cs="Calibri"/>
                     <w:color w:val="000000"/>
                   </w:rPr>
-                  <w:t xml:space="preserve">[35] </w:t>
+                  <w:t>[</w:t>
+                </w:r>
+                <w:proofErr w:type="spellStart"/>
+                <w:r>
+                  <w:rPr>
+                    <w:rFonts w:ascii="Calibri" w:eastAsia="Times New Roman" w:hAnsi="Calibri" w:cs="Calibri"/>
+                    <w:color w:val="000000"/>
+                  </w:rPr>
+                  <w:t>undefined</w:t>
+                </w:r>
+                <w:proofErr w:type="spellEnd"/>
+                <w:r>
+                  <w:rPr>
+                    <w:rFonts w:ascii="Calibri" w:eastAsia="Times New Roman" w:hAnsi="Calibri" w:cs="Calibri"/>
+                    <w:color w:val="000000"/>
+                  </w:rPr>
+                  <w:t xml:space="preserve">] </w:t>
                 </w:r>
               </w:p>
             </w:tc>
@@ -23869,7 +23715,7 @@
                   </w:rPr>
                   <w:t xml:space="preserve">. Online. Medium. 2026. Dostupné z: </w:t>
                 </w:r>
-                <w:hyperlink r:id="rId65" w:history="1">
+                <w:hyperlink r:id="rId66" w:history="1">
                   <w:r>
                     <w:rPr>
                       <w:rStyle w:val="Hypertextovodkaz"/>
@@ -23910,7 +23756,23 @@
                     <w:rFonts w:ascii="Calibri" w:eastAsia="Times New Roman" w:hAnsi="Calibri" w:cs="Calibri"/>
                     <w:color w:val="000000"/>
                   </w:rPr>
-                  <w:t xml:space="preserve">[36] </w:t>
+                  <w:t>[</w:t>
+                </w:r>
+                <w:proofErr w:type="spellStart"/>
+                <w:r>
+                  <w:rPr>
+                    <w:rFonts w:ascii="Calibri" w:eastAsia="Times New Roman" w:hAnsi="Calibri" w:cs="Calibri"/>
+                    <w:color w:val="000000"/>
+                  </w:rPr>
+                  <w:t>undefined</w:t>
+                </w:r>
+                <w:proofErr w:type="spellEnd"/>
+                <w:r>
+                  <w:rPr>
+                    <w:rFonts w:ascii="Calibri" w:eastAsia="Times New Roman" w:hAnsi="Calibri" w:cs="Calibri"/>
+                    <w:color w:val="000000"/>
+                  </w:rPr>
+                  <w:t xml:space="preserve">] </w:t>
                 </w:r>
               </w:p>
             </w:tc>
@@ -23990,7 +23852,7 @@
                   </w:rPr>
                   <w:t xml:space="preserve">. 2025. Dostupné z: </w:t>
                 </w:r>
-                <w:hyperlink r:id="rId66" w:history="1">
+                <w:hyperlink r:id="rId67" w:history="1">
                   <w:r>
                     <w:rPr>
                       <w:rStyle w:val="Hypertextovodkaz"/>
@@ -24031,7 +23893,24 @@
                     <w:rFonts w:ascii="Calibri" w:eastAsia="Times New Roman" w:hAnsi="Calibri" w:cs="Calibri"/>
                     <w:color w:val="000000"/>
                   </w:rPr>
-                  <w:t xml:space="preserve">[37] </w:t>
+                  <w:lastRenderedPageBreak/>
+                  <w:t>[</w:t>
+                </w:r>
+                <w:proofErr w:type="spellStart"/>
+                <w:r>
+                  <w:rPr>
+                    <w:rFonts w:ascii="Calibri" w:eastAsia="Times New Roman" w:hAnsi="Calibri" w:cs="Calibri"/>
+                    <w:color w:val="000000"/>
+                  </w:rPr>
+                  <w:t>undefined</w:t>
+                </w:r>
+                <w:proofErr w:type="spellEnd"/>
+                <w:r>
+                  <w:rPr>
+                    <w:rFonts w:ascii="Calibri" w:eastAsia="Times New Roman" w:hAnsi="Calibri" w:cs="Calibri"/>
+                    <w:color w:val="000000"/>
+                  </w:rPr>
+                  <w:t xml:space="preserve">] </w:t>
                 </w:r>
               </w:p>
             </w:tc>
@@ -24055,7 +23934,6 @@
                   </w:rPr>
                   <w:t xml:space="preserve">BINANCE. </w:t>
                 </w:r>
-                <w:proofErr w:type="spellStart"/>
                 <w:r>
                   <w:rPr>
                     <w:rFonts w:ascii="Calibri" w:eastAsia="Times New Roman" w:hAnsi="Calibri" w:cs="Calibri"/>
@@ -24065,31 +23943,14 @@
                   </w:rPr>
                   <w:t>Binance</w:t>
                 </w:r>
-                <w:proofErr w:type="spellEnd"/>
-                <w:r>
-                  <w:rPr>
-                    <w:rFonts w:ascii="Calibri" w:eastAsia="Times New Roman" w:hAnsi="Calibri" w:cs="Calibri"/>
-                    <w:color w:val="000000"/>
-                  </w:rPr>
-                  <w:t xml:space="preserve">. Online. </w:t>
-                </w:r>
-                <w:proofErr w:type="spellStart"/>
-                <w:r>
-                  <w:rPr>
-                    <w:rFonts w:ascii="Calibri" w:eastAsia="Times New Roman" w:hAnsi="Calibri" w:cs="Calibri"/>
-                    <w:color w:val="000000"/>
-                  </w:rPr>
-                  <w:t>Binance</w:t>
-                </w:r>
-                <w:proofErr w:type="spellEnd"/>
-                <w:r>
-                  <w:rPr>
-                    <w:rFonts w:ascii="Calibri" w:eastAsia="Times New Roman" w:hAnsi="Calibri" w:cs="Calibri"/>
-                    <w:color w:val="000000"/>
-                  </w:rPr>
-                  <w:t xml:space="preserve">. C2025. Dostupné z: </w:t>
-                </w:r>
-                <w:hyperlink r:id="rId67" w:history="1">
+                <w:r>
+                  <w:rPr>
+                    <w:rFonts w:ascii="Calibri" w:eastAsia="Times New Roman" w:hAnsi="Calibri" w:cs="Calibri"/>
+                    <w:color w:val="000000"/>
+                  </w:rPr>
+                  <w:t xml:space="preserve">. Online. Binance. C2025. Dostupné z: </w:t>
+                </w:r>
+                <w:hyperlink r:id="rId68" w:history="1">
                   <w:r>
                     <w:rPr>
                       <w:rStyle w:val="Hypertextovodkaz"/>
@@ -24130,7 +23991,23 @@
                     <w:rFonts w:ascii="Calibri" w:eastAsia="Times New Roman" w:hAnsi="Calibri" w:cs="Calibri"/>
                     <w:color w:val="000000"/>
                   </w:rPr>
-                  <w:t xml:space="preserve">[38] </w:t>
+                  <w:t>[</w:t>
+                </w:r>
+                <w:proofErr w:type="spellStart"/>
+                <w:r>
+                  <w:rPr>
+                    <w:rFonts w:ascii="Calibri" w:eastAsia="Times New Roman" w:hAnsi="Calibri" w:cs="Calibri"/>
+                    <w:color w:val="000000"/>
+                  </w:rPr>
+                  <w:t>undefined</w:t>
+                </w:r>
+                <w:proofErr w:type="spellEnd"/>
+                <w:r>
+                  <w:rPr>
+                    <w:rFonts w:ascii="Calibri" w:eastAsia="Times New Roman" w:hAnsi="Calibri" w:cs="Calibri"/>
+                    <w:color w:val="000000"/>
+                  </w:rPr>
+                  <w:t xml:space="preserve">] </w:t>
                 </w:r>
               </w:p>
             </w:tc>
@@ -24179,7 +24056,7 @@
                     <w:rFonts w:ascii="Calibri" w:eastAsia="Times New Roman" w:hAnsi="Calibri" w:cs="Calibri"/>
                     <w:color w:val="000000"/>
                   </w:rPr>
-                  <w:t xml:space="preserve">. Online. </w:t>
+                  <w:t xml:space="preserve">. Online. Binance Open </w:t>
                 </w:r>
                 <w:proofErr w:type="spellStart"/>
                 <w:r>
@@ -24187,7 +24064,7 @@
                     <w:rFonts w:ascii="Calibri" w:eastAsia="Times New Roman" w:hAnsi="Calibri" w:cs="Calibri"/>
                     <w:color w:val="000000"/>
                   </w:rPr>
-                  <w:t>Binance</w:t>
+                  <w:t>Platform</w:t>
                 </w:r>
                 <w:proofErr w:type="spellEnd"/>
                 <w:r>
@@ -24195,25 +24072,9 @@
                     <w:rFonts w:ascii="Calibri" w:eastAsia="Times New Roman" w:hAnsi="Calibri" w:cs="Calibri"/>
                     <w:color w:val="000000"/>
                   </w:rPr>
-                  <w:t xml:space="preserve"> Open </w:t>
-                </w:r>
-                <w:proofErr w:type="spellStart"/>
-                <w:r>
-                  <w:rPr>
-                    <w:rFonts w:ascii="Calibri" w:eastAsia="Times New Roman" w:hAnsi="Calibri" w:cs="Calibri"/>
-                    <w:color w:val="000000"/>
-                  </w:rPr>
-                  <w:t>Platform</w:t>
-                </w:r>
-                <w:proofErr w:type="spellEnd"/>
-                <w:r>
-                  <w:rPr>
-                    <w:rFonts w:ascii="Calibri" w:eastAsia="Times New Roman" w:hAnsi="Calibri" w:cs="Calibri"/>
-                    <w:color w:val="000000"/>
-                  </w:rPr>
                   <w:t xml:space="preserve">. C2025. Dostupné z: </w:t>
                 </w:r>
-                <w:hyperlink r:id="rId68" w:history="1">
+                <w:hyperlink r:id="rId69" w:history="1">
                   <w:r>
                     <w:rPr>
                       <w:rStyle w:val="Hypertextovodkaz"/>
@@ -24237,13 +24098,17 @@
         <w:p>
           <w:pPr>
             <w:ind w:firstLine="0"/>
+            <w:rPr>
+              <w:rFonts w:ascii="Calibri" w:hAnsi="Calibri" w:cs="Calibri"/>
+              <w:color w:val="000000"/>
+            </w:rPr>
           </w:pPr>
         </w:p>
       </w:sdtContent>
     </w:sdt>
     <w:sectPr>
-      <w:headerReference w:type="default" r:id="rId69"/>
-      <w:footerReference w:type="default" r:id="rId70"/>
+      <w:headerReference w:type="default" r:id="rId70"/>
+      <w:footerReference w:type="default" r:id="rId71"/>
       <w:pgSz w:w="11906" w:h="16838"/>
       <w:pgMar w:top="1120" w:right="1418" w:bottom="1418" w:left="1418" w:header="709" w:footer="709" w:gutter="0"/>
       <w:pgNumType w:fmt="lowerRoman"/>
@@ -29754,6 +29619,7 @@
   <w:style w:type="character" w:default="1" w:styleId="Standardnpsmoodstavce">
     <w:name w:val="Default Paragraph Font"/>
     <w:uiPriority w:val="1"/>
+    <w:semiHidden/>
     <w:unhideWhenUsed/>
   </w:style>
   <w:style w:type="table" w:default="1" w:styleId="Normlntabulka">
@@ -31302,6 +31168,7 @@
     <w:rsid w:val="00006700"/>
     <w:rsid w:val="00021BC6"/>
     <w:rsid w:val="0007767E"/>
+    <w:rsid w:val="000C79FE"/>
     <w:rsid w:val="000F67A1"/>
     <w:rsid w:val="001064BD"/>
     <w:rsid w:val="001A466D"/>
@@ -31310,14 +31177,17 @@
     <w:rsid w:val="002A04F7"/>
     <w:rsid w:val="002E1ECD"/>
     <w:rsid w:val="002F11F7"/>
+    <w:rsid w:val="00305601"/>
     <w:rsid w:val="00306A72"/>
     <w:rsid w:val="00371F6F"/>
     <w:rsid w:val="003D1D1E"/>
     <w:rsid w:val="0041794B"/>
     <w:rsid w:val="00455FF8"/>
+    <w:rsid w:val="0047629B"/>
     <w:rsid w:val="004E48E5"/>
     <w:rsid w:val="00530C7B"/>
     <w:rsid w:val="00535E7E"/>
+    <w:rsid w:val="0054674E"/>
     <w:rsid w:val="005B4AE9"/>
     <w:rsid w:val="005E6063"/>
     <w:rsid w:val="006A3489"/>
@@ -31329,6 +31199,7 @@
     <w:rsid w:val="008D328F"/>
     <w:rsid w:val="009261B8"/>
     <w:rsid w:val="009E2945"/>
+    <w:rsid w:val="009E47DC"/>
     <w:rsid w:val="009F5BD0"/>
     <w:rsid w:val="00A6374B"/>
     <w:rsid w:val="00AC74BA"/>
@@ -31340,12 +31211,14 @@
     <w:rsid w:val="00BE4FF1"/>
     <w:rsid w:val="00C05FB7"/>
     <w:rsid w:val="00CA77B9"/>
+    <w:rsid w:val="00CD71CC"/>
     <w:rsid w:val="00CF2C33"/>
     <w:rsid w:val="00D32864"/>
     <w:rsid w:val="00D76CED"/>
     <w:rsid w:val="00D97309"/>
     <w:rsid w:val="00DC6A70"/>
     <w:rsid w:val="00E915B3"/>
+    <w:rsid w:val="00EA4888"/>
     <w:rsid w:val="00EF172D"/>
     <w:rsid w:val="00F16799"/>
     <w:rsid w:val="00F54C01"/>
@@ -32127,7 +32000,7 @@
 
 <file path=word/webextensions/taskpanes.xml><?xml version="1.0" encoding="utf-8"?>
 <wetp:taskpanes xmlns:wetp="http://schemas.microsoft.com/office/webextensions/taskpanes/2010/11">
-  <wetp:taskpane dockstate="right" visibility="0" width="438" row="1">
+  <wetp:taskpane dockstate="right" visibility="0" width="350" row="1">
     <wetp:webextensionref xmlns:r="http://schemas.openxmlformats.org/officeDocument/2006/relationships" r:id="rId1"/>
   </wetp:taskpane>
 </wetp:taskpanes>
